--- a/Functional Specification - Online Business Dashboard - FS.docx
+++ b/Functional Specification - Online Business Dashboard - FS.docx
@@ -597,19 +597,19 @@
       </w:pPr>
       <w:r>
         <w:rPr>
-          <w:rFonts w:ascii="Calibri" w:eastAsia="Calibri" w:hAnsi="Calibri" w:cs="Times New Roman"/>
+          <w:rFonts w:eastAsia="Calibri" w:cs="Times New Roman"/>
         </w:rPr>
         <w:t xml:space="preserve">The Online Business Dashboard is an enterprise analytical and operational module developed for BNS Distribution as an integral component of the BNS Sales Intelligence Platform. The primary objective of this dashboard is to provide real-time channel </w:t>
       </w:r>
       <w:r>
         <w:rPr>
-          <w:rFonts w:ascii="Calibri" w:eastAsia="Calibri" w:hAnsi="Calibri" w:cs="Times New Roman"/>
+          <w:rFonts w:eastAsia="Calibri" w:cs="Times New Roman"/>
         </w:rPr>
         <w:t>sales</w:t>
       </w:r>
       <w:r>
         <w:rPr>
-          <w:rFonts w:ascii="Calibri" w:eastAsia="Calibri" w:hAnsi="Calibri" w:cs="Times New Roman"/>
+          <w:rFonts w:eastAsia="Calibri" w:cs="Times New Roman"/>
         </w:rPr>
         <w:t>, multi-source order tracking, daily performance comparison against monthly benchmarks, volume/box throughput evaluation, and profitability analytics across all ordering channels and Pharmacy Management System (PMR) integrations.</w:t>
       </w:r>
@@ -626,7 +626,6 @@
       <w:pPr>
         <w:spacing w:before="180" w:after="100"/>
         <w:rPr>
-          <w:rFonts w:ascii="Calibri" w:hAnsi="Calibri"/>
           <w:b/>
           <w:sz w:val="24"/>
           <w:szCs w:val="24"/>
@@ -634,7 +633,6 @@
       </w:pPr>
       <w:r>
         <w:rPr>
-          <w:rFonts w:ascii="Calibri" w:hAnsi="Calibri"/>
           <w:b/>
           <w:sz w:val="24"/>
           <w:szCs w:val="24"/>
@@ -648,31 +646,31 @@
       </w:pPr>
       <w:r>
         <w:rPr>
-          <w:rFonts w:ascii="Calibri" w:eastAsia="Calibri" w:hAnsi="Calibri" w:cs="Times New Roman"/>
+          <w:rFonts w:eastAsia="Calibri" w:cs="Times New Roman"/>
         </w:rPr>
         <w:t xml:space="preserve">The scope of the Online Business module includes the </w:t>
       </w:r>
       <w:r>
         <w:rPr>
-          <w:rFonts w:ascii="Calibri" w:eastAsia="Calibri" w:hAnsi="Calibri" w:cs="Times New Roman"/>
+          <w:rFonts w:eastAsia="Calibri" w:cs="Times New Roman"/>
         </w:rPr>
         <w:t xml:space="preserve">wireframe </w:t>
       </w:r>
       <w:r>
         <w:rPr>
-          <w:rFonts w:ascii="Calibri" w:eastAsia="Calibri" w:hAnsi="Calibri" w:cs="Times New Roman"/>
+          <w:rFonts w:eastAsia="Calibri" w:cs="Times New Roman"/>
         </w:rPr>
         <w:t>design,</w:t>
       </w:r>
       <w:r>
         <w:rPr>
-          <w:rFonts w:ascii="Calibri" w:eastAsia="Calibri" w:hAnsi="Calibri" w:cs="Times New Roman"/>
+          <w:rFonts w:eastAsia="Calibri" w:cs="Times New Roman"/>
         </w:rPr>
         <w:t xml:space="preserve"> functional document, 1029 Alert</w:t>
       </w:r>
       <w:r>
         <w:rPr>
-          <w:rFonts w:ascii="Calibri" w:eastAsia="Calibri" w:hAnsi="Calibri" w:cs="Times New Roman"/>
+          <w:rFonts w:eastAsia="Calibri" w:cs="Times New Roman"/>
         </w:rPr>
         <w:t xml:space="preserve"> integration, and interactive user interface components for the following functionalities:</w:t>
       </w:r>
@@ -683,7 +681,7 @@
       </w:pPr>
       <w:r>
         <w:rPr>
-          <w:rFonts w:ascii="Calibri" w:eastAsia="Calibri" w:hAnsi="Calibri" w:cs="Times New Roman"/>
+          <w:rFonts w:eastAsia="Calibri" w:cs="Times New Roman"/>
           <w:b/>
           <w:bCs/>
         </w:rPr>
@@ -691,7 +689,7 @@
       </w:r>
       <w:r>
         <w:rPr>
-          <w:rFonts w:ascii="Calibri" w:eastAsia="Calibri" w:hAnsi="Calibri" w:cs="Times New Roman"/>
+          <w:rFonts w:eastAsia="Calibri" w:cs="Times New Roman"/>
         </w:rPr>
         <w:t xml:space="preserve"> Tracking performance across ten (10) distinct ordering sources:</w:t>
       </w:r>
@@ -705,19 +703,11 @@
         </w:numPr>
         <w:spacing w:after="120" w:line="276" w:lineRule="auto"/>
       </w:pPr>
-      <w:proofErr w:type="spellStart"/>
       <w:r>
         <w:rPr>
-          <w:rFonts w:ascii="Calibri" w:eastAsia="Calibri" w:hAnsi="Calibri" w:cs="Times New Roman"/>
+          <w:rFonts w:eastAsia="Calibri" w:cs="Times New Roman"/>
         </w:rPr>
-        <w:t>Avibuyer</w:t>
-      </w:r>
-      <w:proofErr w:type="spellEnd"/>
-      <w:r>
-        <w:rPr>
-          <w:rFonts w:ascii="Calibri" w:eastAsia="Calibri" w:hAnsi="Calibri" w:cs="Times New Roman"/>
-        </w:rPr>
-        <w:t xml:space="preserve"> </w:t>
+        <w:t xml:space="preserve">Avibuyer </w:t>
       </w:r>
     </w:p>
     <w:p>
@@ -731,7 +721,7 @@
       </w:pPr>
       <w:r>
         <w:rPr>
-          <w:rFonts w:ascii="Calibri" w:eastAsia="Calibri" w:hAnsi="Calibri" w:cs="Times New Roman"/>
+          <w:rFonts w:eastAsia="Calibri" w:cs="Times New Roman"/>
         </w:rPr>
         <w:t xml:space="preserve">Cambrian </w:t>
       </w:r>
@@ -747,7 +737,7 @@
       </w:pPr>
       <w:r>
         <w:rPr>
-          <w:rFonts w:ascii="Calibri" w:eastAsia="Calibri" w:hAnsi="Calibri" w:cs="Times New Roman"/>
+          <w:rFonts w:eastAsia="Calibri" w:cs="Times New Roman"/>
         </w:rPr>
         <w:t xml:space="preserve">Cascade </w:t>
       </w:r>
@@ -763,7 +753,7 @@
       </w:pPr>
       <w:r>
         <w:rPr>
-          <w:rFonts w:ascii="Calibri" w:eastAsia="Calibri" w:hAnsi="Calibri" w:cs="Times New Roman"/>
+          <w:rFonts w:eastAsia="Calibri" w:cs="Times New Roman"/>
         </w:rPr>
         <w:t xml:space="preserve">DC </w:t>
       </w:r>
@@ -777,19 +767,11 @@
         </w:numPr>
         <w:spacing w:after="120" w:line="276" w:lineRule="auto"/>
       </w:pPr>
-      <w:proofErr w:type="spellStart"/>
       <w:r>
         <w:rPr>
-          <w:rFonts w:ascii="Calibri" w:eastAsia="Calibri" w:hAnsi="Calibri" w:cs="Times New Roman"/>
+          <w:rFonts w:eastAsia="Calibri" w:cs="Times New Roman"/>
         </w:rPr>
-        <w:t>Dataplast</w:t>
-      </w:r>
-      <w:proofErr w:type="spellEnd"/>
-      <w:r>
-        <w:rPr>
-          <w:rFonts w:ascii="Calibri" w:eastAsia="Calibri" w:hAnsi="Calibri" w:cs="Times New Roman"/>
-        </w:rPr>
-        <w:t xml:space="preserve"> </w:t>
+        <w:t xml:space="preserve">Dataplast </w:t>
       </w:r>
     </w:p>
     <w:p>
@@ -801,19 +783,11 @@
         </w:numPr>
         <w:spacing w:after="120" w:line="276" w:lineRule="auto"/>
       </w:pPr>
-      <w:proofErr w:type="spellStart"/>
       <w:r>
         <w:rPr>
-          <w:rFonts w:ascii="Calibri" w:eastAsia="Calibri" w:hAnsi="Calibri" w:cs="Times New Roman"/>
+          <w:rFonts w:eastAsia="Calibri" w:cs="Times New Roman"/>
         </w:rPr>
-        <w:t>PharmAssist</w:t>
-      </w:r>
-      <w:proofErr w:type="spellEnd"/>
-      <w:r>
-        <w:rPr>
-          <w:rFonts w:ascii="Calibri" w:eastAsia="Calibri" w:hAnsi="Calibri" w:cs="Times New Roman"/>
-        </w:rPr>
-        <w:t xml:space="preserve"> </w:t>
+        <w:t xml:space="preserve">PharmAssist </w:t>
       </w:r>
     </w:p>
     <w:p>
@@ -827,7 +801,7 @@
       </w:pPr>
       <w:r>
         <w:rPr>
-          <w:rFonts w:ascii="Calibri" w:eastAsia="Calibri" w:hAnsi="Calibri" w:cs="Times New Roman"/>
+          <w:rFonts w:eastAsia="Calibri" w:cs="Times New Roman"/>
         </w:rPr>
         <w:t xml:space="preserve">Rest PMRs </w:t>
       </w:r>
@@ -843,7 +817,7 @@
       </w:pPr>
       <w:r>
         <w:rPr>
-          <w:rFonts w:ascii="Calibri" w:eastAsia="Calibri" w:hAnsi="Calibri" w:cs="Times New Roman"/>
+          <w:rFonts w:eastAsia="Calibri" w:cs="Times New Roman"/>
         </w:rPr>
         <w:t xml:space="preserve">Telesales </w:t>
       </w:r>
@@ -859,7 +833,7 @@
       </w:pPr>
       <w:r>
         <w:rPr>
-          <w:rFonts w:ascii="Calibri" w:eastAsia="Calibri" w:hAnsi="Calibri" w:cs="Times New Roman"/>
+          <w:rFonts w:eastAsia="Calibri" w:cs="Times New Roman"/>
         </w:rPr>
         <w:t xml:space="preserve">Victoria </w:t>
       </w:r>
@@ -875,7 +849,7 @@
       </w:pPr>
       <w:r>
         <w:rPr>
-          <w:rFonts w:ascii="Calibri" w:eastAsia="Calibri" w:hAnsi="Calibri" w:cs="Times New Roman"/>
+          <w:rFonts w:eastAsia="Calibri" w:cs="Times New Roman"/>
         </w:rPr>
         <w:t xml:space="preserve">Website </w:t>
       </w:r>
@@ -890,7 +864,7 @@
       </w:pPr>
       <w:r>
         <w:rPr>
-          <w:rFonts w:ascii="Calibri" w:eastAsia="Calibri" w:hAnsi="Calibri" w:cs="Times New Roman"/>
+          <w:rFonts w:eastAsia="Calibri" w:cs="Times New Roman"/>
           <w:b/>
           <w:bCs/>
         </w:rPr>
@@ -903,7 +877,7 @@
       </w:pPr>
       <w:r>
         <w:rPr>
-          <w:rFonts w:ascii="Calibri" w:eastAsia="Calibri" w:hAnsi="Calibri" w:cs="Times New Roman"/>
+          <w:rFonts w:eastAsia="Calibri" w:cs="Times New Roman"/>
         </w:rPr>
         <w:t>Active ordering customer account count per channel.</w:t>
       </w:r>
@@ -914,7 +888,7 @@
       </w:pPr>
       <w:r>
         <w:rPr>
-          <w:rFonts w:ascii="Calibri" w:eastAsia="Calibri" w:hAnsi="Calibri" w:cs="Times New Roman"/>
+          <w:rFonts w:eastAsia="Calibri" w:cs="Times New Roman"/>
         </w:rPr>
         <w:t>Yesterday's daily sales vs. current month daily average sales benchmark.</w:t>
       </w:r>
@@ -925,7 +899,7 @@
       </w:pPr>
       <w:r>
         <w:rPr>
-          <w:rFonts w:ascii="Calibri" w:eastAsia="Calibri" w:hAnsi="Calibri" w:cs="Times New Roman"/>
+          <w:rFonts w:eastAsia="Calibri" w:cs="Times New Roman"/>
         </w:rPr>
         <w:t>Yesterday's daily profit vs. current month daily average profit benchmark.</w:t>
       </w:r>
@@ -936,302 +910,68 @@
       </w:pPr>
       <w:r>
         <w:rPr>
-          <w:rFonts w:ascii="Calibri" w:eastAsia="Calibri" w:hAnsi="Calibri" w:cs="Times New Roman"/>
+          <w:rFonts w:eastAsia="Calibri" w:cs="Times New Roman"/>
         </w:rPr>
-        <w:t>Yesterday's gross margin % vs. current month daily average gross margin %.</w:t>
+        <w:t>Yesterday's margin % vs. current month daily average margin %.</w:t>
       </w:r>
     </w:p>
     <w:p>
       <w:pPr>
         <w:spacing w:after="120" w:line="276" w:lineRule="auto"/>
+        <w:rPr>
+          <w:rFonts w:eastAsia="Calibri" w:cs="Times New Roman"/>
+        </w:rPr>
       </w:pPr>
       <w:r>
         <w:rPr>
-          <w:rFonts w:ascii="Calibri" w:eastAsia="Calibri" w:hAnsi="Calibri" w:cs="Times New Roman"/>
+          <w:rFonts w:eastAsia="Calibri" w:cs="Times New Roman"/>
         </w:rPr>
-        <w:t>Automated variance calculation with dynamic directional trend arrows (`▲` / `▼`) and visual color coding (Green for positive variance, Red for negative variance).</w:t>
+        <w:t>Automated variance calculation with dynamic directional trend arrows (`</w:t>
+      </w:r>
+      <w:r>
+        <w:rPr>
+          <w:rFonts w:ascii="Arial" w:eastAsia="Calibri" w:hAnsi="Arial" w:cs="Arial"/>
+        </w:rPr>
+        <w:t>▲</w:t>
+      </w:r>
+      <w:r>
+        <w:rPr>
+          <w:rFonts w:eastAsia="Calibri" w:cs="Times New Roman"/>
+        </w:rPr>
+        <w:t>` / `</w:t>
+      </w:r>
+      <w:r>
+        <w:rPr>
+          <w:rFonts w:ascii="Arial" w:eastAsia="Calibri" w:hAnsi="Arial" w:cs="Arial"/>
+        </w:rPr>
+        <w:t>▼</w:t>
+      </w:r>
+      <w:r>
+        <w:rPr>
+          <w:rFonts w:eastAsia="Calibri" w:cs="Times New Roman"/>
+        </w:rPr>
+        <w:t>`) and visual color coding (Green for positive variance, Red for negative variance).</w:t>
       </w:r>
     </w:p>
     <w:p>
       <w:pPr>
         <w:spacing w:after="120" w:line="276" w:lineRule="auto"/>
         <w:rPr>
-          <w:b/>
-          <w:bCs/>
+          <w:rFonts w:eastAsia="Calibri" w:cs="Times New Roman"/>
         </w:rPr>
       </w:pPr>
-      <w:r>
-        <w:rPr>
-          <w:rFonts w:ascii="Calibri" w:eastAsia="Calibri" w:hAnsi="Calibri" w:cs="Times New Roman"/>
-          <w:b/>
-          <w:bCs/>
-        </w:rPr>
-        <w:t>3. Current Month Source Performance Detail:</w:t>
-      </w:r>
     </w:p>
     <w:p>
       <w:pPr>
         <w:spacing w:after="120" w:line="276" w:lineRule="auto"/>
       </w:pPr>
-      <w:r>
-        <w:rPr>
-          <w:rFonts w:ascii="Calibri" w:eastAsia="Calibri" w:hAnsi="Calibri" w:cs="Times New Roman"/>
-        </w:rPr>
-        <w:t>Month-to-date (MTD) aggregated sales revenue (£).</w:t>
-      </w:r>
     </w:p>
     <w:p>
       <w:pPr>
-        <w:spacing w:after="120" w:line="276" w:lineRule="auto"/>
+        <w:pStyle w:val="Heading1"/>
       </w:pPr>
       <w:r>
-        <w:rPr>
-          <w:rFonts w:ascii="Calibri" w:eastAsia="Calibri" w:hAnsi="Calibri" w:cs="Times New Roman"/>
-        </w:rPr>
-        <w:t>MTD total box count / units fulfilled.</w:t>
-      </w:r>
-    </w:p>
-    <w:p>
-      <w:pPr>
-        <w:spacing w:after="120" w:line="276" w:lineRule="auto"/>
-      </w:pPr>
-      <w:r>
-        <w:rPr>
-          <w:rFonts w:ascii="Calibri" w:eastAsia="Calibri" w:hAnsi="Calibri" w:cs="Times New Roman"/>
-        </w:rPr>
-        <w:t>MTD total gross profit (£).</w:t>
-      </w:r>
-    </w:p>
-    <w:p>
-      <w:pPr>
-        <w:spacing w:after="120" w:line="276" w:lineRule="auto"/>
-      </w:pPr>
-      <w:r>
-        <w:rPr>
-          <w:rFonts w:ascii="Calibri" w:eastAsia="Calibri" w:hAnsi="Calibri" w:cs="Times New Roman"/>
-        </w:rPr>
-        <w:t>Sales share percentage (%) across channels.</w:t>
-      </w:r>
-    </w:p>
-    <w:p>
-      <w:pPr>
-        <w:spacing w:after="120" w:line="276" w:lineRule="auto"/>
-      </w:pPr>
-      <w:r>
-        <w:rPr>
-          <w:rFonts w:ascii="Calibri" w:eastAsia="Calibri" w:hAnsi="Calibri" w:cs="Times New Roman"/>
-        </w:rPr>
-        <w:t>Aggregate summary TOTAL row with weighted margin calculations.</w:t>
-      </w:r>
-    </w:p>
-    <w:p>
-      <w:pPr>
-        <w:spacing w:after="120" w:line="276" w:lineRule="auto"/>
-        <w:rPr>
-          <w:b/>
-          <w:bCs/>
-        </w:rPr>
-      </w:pPr>
-      <w:r>
-        <w:rPr>
-          <w:rFonts w:ascii="Calibri" w:eastAsia="Calibri" w:hAnsi="Calibri" w:cs="Times New Roman"/>
-          <w:b/>
-          <w:bCs/>
-        </w:rPr>
-        <w:t>4. Visual Analytics &amp; Distribution:</w:t>
-      </w:r>
-    </w:p>
-    <w:p>
-      <w:pPr>
-        <w:spacing w:after="120" w:line="276" w:lineRule="auto"/>
-      </w:pPr>
-      <w:r>
-        <w:rPr>
-          <w:rFonts w:ascii="Calibri" w:eastAsia="Calibri" w:hAnsi="Calibri" w:cs="Times New Roman"/>
-        </w:rPr>
         <w:lastRenderedPageBreak/>
-        <w:t>Interactive bar chart displaying Sales Share % by Order Source with channel-specific color schemes.</w:t>
-      </w:r>
-    </w:p>
-    <w:p>
-      <w:pPr>
-        <w:spacing w:after="120" w:line="276" w:lineRule="auto"/>
-      </w:pPr>
-      <w:r>
-        <w:rPr>
-          <w:rFonts w:ascii="Calibri" w:eastAsia="Calibri" w:hAnsi="Calibri" w:cs="Times New Roman"/>
-        </w:rPr>
-        <w:t>Visual trend comparison between digital channels and manual telesales.</w:t>
-      </w:r>
-    </w:p>
-    <w:p>
-      <w:pPr>
-        <w:spacing w:after="120" w:line="276" w:lineRule="auto"/>
-      </w:pPr>
-      <w:r>
-        <w:rPr>
-          <w:rFonts w:ascii="Calibri" w:eastAsia="Calibri" w:hAnsi="Calibri" w:cs="Times New Roman"/>
-        </w:rPr>
-        <w:t>5. Multi-Dimensional Filter Engine:</w:t>
-      </w:r>
-    </w:p>
-    <w:p>
-      <w:pPr>
-        <w:spacing w:after="120" w:line="276" w:lineRule="auto"/>
-      </w:pPr>
-      <w:r>
-        <w:rPr>
-          <w:rFonts w:ascii="Calibri" w:eastAsia="Calibri" w:hAnsi="Calibri" w:cs="Times New Roman"/>
-        </w:rPr>
-        <w:t>Temporal / Date Range filter (Current Month, Today - Live, Yesterday, Current Week, Previous Week, Previous Month, Quarter, Financial Year, Custom Range).</w:t>
-      </w:r>
-    </w:p>
-    <w:p>
-      <w:pPr>
-        <w:spacing w:after="120" w:line="276" w:lineRule="auto"/>
-      </w:pPr>
-      <w:r>
-        <w:rPr>
-          <w:rFonts w:ascii="Calibri" w:eastAsia="Calibri" w:hAnsi="Calibri" w:cs="Times New Roman"/>
-        </w:rPr>
-        <w:t>Product Category filter (All Categories, Generic, PI, Ethical, OTC, CD, Perfumes).</w:t>
-      </w:r>
-    </w:p>
-    <w:p>
-      <w:pPr>
-        <w:spacing w:after="120" w:line="276" w:lineRule="auto"/>
-      </w:pPr>
-      <w:r>
-        <w:rPr>
-          <w:rFonts w:ascii="Calibri" w:eastAsia="Calibri" w:hAnsi="Calibri" w:cs="Times New Roman"/>
-        </w:rPr>
-        <w:t>Order Source / Channel filter.</w:t>
-      </w:r>
-    </w:p>
-    <w:p>
-      <w:pPr>
-        <w:spacing w:after="120" w:line="276" w:lineRule="auto"/>
-      </w:pPr>
-      <w:r>
-        <w:rPr>
-          <w:rFonts w:ascii="Calibri" w:eastAsia="Calibri" w:hAnsi="Calibri" w:cs="Times New Roman"/>
-        </w:rPr>
-        <w:t>Team Leader &amp; Sales Executive filters.</w:t>
-      </w:r>
-    </w:p>
-    <w:p>
-      <w:pPr>
-        <w:spacing w:after="120" w:line="276" w:lineRule="auto"/>
-      </w:pPr>
-      <w:r>
-        <w:rPr>
-          <w:rFonts w:ascii="Calibri" w:eastAsia="Calibri" w:hAnsi="Calibri" w:cs="Times New Roman"/>
-        </w:rPr>
-        <w:t>6. Granular Drill-Down Views (Extended Tables):</w:t>
-      </w:r>
-    </w:p>
-    <w:p>
-      <w:pPr>
-        <w:spacing w:after="120" w:line="276" w:lineRule="auto"/>
-      </w:pPr>
-      <w:r>
-        <w:rPr>
-          <w:rFonts w:ascii="Calibri" w:eastAsia="Calibri" w:hAnsi="Calibri" w:cs="Times New Roman"/>
-        </w:rPr>
-        <w:t>Source-to-Customer Account drill-down (Account No, Name, Type, Volume, Sales, Profit, Margin %).</w:t>
-      </w:r>
-    </w:p>
-    <w:p>
-      <w:pPr>
-        <w:spacing w:after="120" w:line="276" w:lineRule="auto"/>
-      </w:pPr>
-      <w:r>
-        <w:rPr>
-          <w:rFonts w:ascii="Calibri" w:eastAsia="Calibri" w:hAnsi="Calibri" w:cs="Times New Roman"/>
-        </w:rPr>
-        <w:t>Source-to-Product Category breakdown.</w:t>
-      </w:r>
-    </w:p>
-    <w:p>
-      <w:pPr>
-        <w:spacing w:after="120" w:line="276" w:lineRule="auto"/>
-      </w:pPr>
-      <w:r>
-        <w:rPr>
-          <w:rFonts w:ascii="Calibri" w:eastAsia="Calibri" w:hAnsi="Calibri" w:cs="Times New Roman"/>
-        </w:rPr>
-        <w:t>7. Data Export &amp; Reporting:</w:t>
-      </w:r>
-    </w:p>
-    <w:p>
-      <w:pPr>
-        <w:spacing w:after="120" w:line="276" w:lineRule="auto"/>
-      </w:pPr>
-      <w:r>
-        <w:rPr>
-          <w:rFonts w:ascii="Calibri" w:eastAsia="Calibri" w:hAnsi="Calibri" w:cs="Times New Roman"/>
-        </w:rPr>
-        <w:t>One-click CSV/Excel export for downstream operational analysis.</w:t>
-      </w:r>
-    </w:p>
-    <w:p>
-      <w:pPr>
-        <w:spacing w:before="180" w:after="100"/>
-        <w:rPr>
-          <w:rFonts w:ascii="Calibri" w:hAnsi="Calibri"/>
-          <w:b/>
-          <w:sz w:val="24"/>
-          <w:szCs w:val="24"/>
-        </w:rPr>
-      </w:pPr>
-      <w:r>
-        <w:rPr>
-          <w:rFonts w:ascii="Calibri" w:hAnsi="Calibri"/>
-          <w:b/>
-          <w:sz w:val="24"/>
-          <w:szCs w:val="24"/>
-        </w:rPr>
-        <w:t>Out of Scope</w:t>
-      </w:r>
-    </w:p>
-    <w:p>
-      <w:pPr>
-        <w:spacing w:after="120" w:line="276" w:lineRule="auto"/>
-      </w:pPr>
-      <w:r>
-        <w:rPr>
-          <w:rFonts w:ascii="Calibri" w:eastAsia="Calibri" w:hAnsi="Calibri" w:cs="Times New Roman"/>
-        </w:rPr>
-        <w:t>Direct order cart checkout engine or transaction processing within the BI reporting interface (orders are ingested post-processing from EDI/PMR/Web gateways).</w:t>
-      </w:r>
-    </w:p>
-    <w:p>
-      <w:pPr>
-        <w:spacing w:after="120" w:line="276" w:lineRule="auto"/>
-      </w:pPr>
-      <w:r>
-        <w:rPr>
-          <w:rFonts w:ascii="Calibri" w:eastAsia="Calibri" w:hAnsi="Calibri" w:cs="Times New Roman"/>
-        </w:rPr>
-        <w:t>Internal database schema modifications of external third-party PMR software systems.</w:t>
-      </w:r>
-    </w:p>
-    <w:p>
-      <w:pPr>
-        <w:spacing w:after="120" w:line="276" w:lineRule="auto"/>
-      </w:pPr>
-      <w:r>
-        <w:rPr>
-          <w:rFonts w:ascii="Calibri" w:eastAsia="Calibri" w:hAnsi="Calibri" w:cs="Times New Roman"/>
-        </w:rPr>
-        <w:t>Unapproved alterations to the standardized ERP 1020 Sales Report upload structure.</w:t>
-      </w:r>
-    </w:p>
-    <w:p>
-      <w:pPr>
-        <w:pStyle w:val="Heading1"/>
-      </w:pPr>
-      <w:r>
         <w:t>3. Abbreviations</w:t>
       </w:r>
     </w:p>
@@ -1275,7 +1015,6 @@
             </w:pPr>
             <w:r>
               <w:rPr>
-                <w:rFonts w:ascii="Calibri" w:hAnsi="Calibri"/>
                 <w:b/>
                 <w:bCs/>
                 <w:color w:val="FFFFFF"/>
@@ -1304,7 +1043,6 @@
             </w:pPr>
             <w:r>
               <w:rPr>
-                <w:rFonts w:ascii="Calibri" w:hAnsi="Calibri"/>
                 <w:b/>
                 <w:bCs/>
                 <w:color w:val="FFFFFF"/>
@@ -1337,7 +1075,6 @@
             </w:pPr>
             <w:r>
               <w:rPr>
-                <w:rFonts w:ascii="Calibri" w:hAnsi="Calibri"/>
                 <w:b/>
                 <w:bCs/>
                 <w:sz w:val="20"/>
@@ -1364,7 +1101,6 @@
             </w:pPr>
             <w:r>
               <w:rPr>
-                <w:rFonts w:ascii="Calibri" w:hAnsi="Calibri"/>
                 <w:sz w:val="20"/>
                 <w:szCs w:val="20"/>
               </w:rPr>
@@ -1394,7 +1130,6 @@
             </w:pPr>
             <w:r>
               <w:rPr>
-                <w:rFonts w:ascii="Calibri" w:hAnsi="Calibri"/>
                 <w:b/>
                 <w:bCs/>
                 <w:sz w:val="20"/>
@@ -1421,7 +1156,6 @@
             </w:pPr>
             <w:r>
               <w:rPr>
-                <w:rFonts w:ascii="Calibri" w:hAnsi="Calibri"/>
                 <w:sz w:val="20"/>
                 <w:szCs w:val="20"/>
               </w:rPr>
@@ -1451,7 +1185,6 @@
             </w:pPr>
             <w:r>
               <w:rPr>
-                <w:rFonts w:ascii="Calibri" w:hAnsi="Calibri"/>
                 <w:b/>
                 <w:bCs/>
                 <w:sz w:val="20"/>
@@ -1478,7 +1211,6 @@
             </w:pPr>
             <w:r>
               <w:rPr>
-                <w:rFonts w:ascii="Calibri" w:hAnsi="Calibri"/>
                 <w:sz w:val="20"/>
                 <w:szCs w:val="20"/>
               </w:rPr>
@@ -1508,7 +1240,6 @@
             </w:pPr>
             <w:r>
               <w:rPr>
-                <w:rFonts w:ascii="Calibri" w:hAnsi="Calibri"/>
                 <w:b/>
                 <w:bCs/>
                 <w:sz w:val="20"/>
@@ -1535,7 +1266,6 @@
             </w:pPr>
             <w:r>
               <w:rPr>
-                <w:rFonts w:ascii="Calibri" w:hAnsi="Calibri"/>
                 <w:sz w:val="20"/>
                 <w:szCs w:val="20"/>
               </w:rPr>
@@ -1565,7 +1295,6 @@
             </w:pPr>
             <w:r>
               <w:rPr>
-                <w:rFonts w:ascii="Calibri" w:hAnsi="Calibri"/>
                 <w:b/>
                 <w:bCs/>
                 <w:sz w:val="20"/>
@@ -1592,7 +1321,6 @@
             </w:pPr>
             <w:r>
               <w:rPr>
-                <w:rFonts w:ascii="Calibri" w:hAnsi="Calibri"/>
                 <w:sz w:val="20"/>
                 <w:szCs w:val="20"/>
               </w:rPr>
@@ -1622,7 +1350,6 @@
             </w:pPr>
             <w:r>
               <w:rPr>
-                <w:rFonts w:ascii="Calibri" w:hAnsi="Calibri"/>
                 <w:b/>
                 <w:bCs/>
                 <w:sz w:val="20"/>
@@ -1649,7 +1376,6 @@
             </w:pPr>
             <w:r>
               <w:rPr>
-                <w:rFonts w:ascii="Calibri" w:hAnsi="Calibri"/>
                 <w:sz w:val="20"/>
                 <w:szCs w:val="20"/>
               </w:rPr>
@@ -1679,7 +1405,6 @@
             </w:pPr>
             <w:r>
               <w:rPr>
-                <w:rFonts w:ascii="Calibri" w:hAnsi="Calibri"/>
                 <w:b/>
                 <w:bCs/>
                 <w:sz w:val="20"/>
@@ -1706,7 +1431,6 @@
             </w:pPr>
             <w:r>
               <w:rPr>
-                <w:rFonts w:ascii="Calibri" w:hAnsi="Calibri"/>
                 <w:sz w:val="20"/>
                 <w:szCs w:val="20"/>
               </w:rPr>
@@ -1736,7 +1460,6 @@
             </w:pPr>
             <w:r>
               <w:rPr>
-                <w:rFonts w:ascii="Calibri" w:hAnsi="Calibri"/>
                 <w:b/>
                 <w:bCs/>
                 <w:sz w:val="20"/>
@@ -1763,7 +1486,6 @@
             </w:pPr>
             <w:r>
               <w:rPr>
-                <w:rFonts w:ascii="Calibri" w:hAnsi="Calibri"/>
                 <w:sz w:val="20"/>
                 <w:szCs w:val="20"/>
               </w:rPr>
@@ -1793,13 +1515,11 @@
             </w:pPr>
             <w:r>
               <w:rPr>
-                <w:rFonts w:ascii="Calibri" w:hAnsi="Calibri"/>
                 <w:b/>
                 <w:bCs/>
                 <w:sz w:val="20"/>
                 <w:szCs w:val="20"/>
               </w:rPr>
-              <w:lastRenderedPageBreak/>
               <w:t>DT</w:t>
             </w:r>
           </w:p>
@@ -1821,7 +1541,6 @@
             </w:pPr>
             <w:r>
               <w:rPr>
-                <w:rFonts w:ascii="Calibri" w:hAnsi="Calibri"/>
                 <w:sz w:val="20"/>
                 <w:szCs w:val="20"/>
               </w:rPr>
@@ -1851,7 +1570,6 @@
             </w:pPr>
             <w:r>
               <w:rPr>
-                <w:rFonts w:ascii="Calibri" w:hAnsi="Calibri"/>
                 <w:b/>
                 <w:bCs/>
                 <w:sz w:val="20"/>
@@ -1878,7 +1596,6 @@
             </w:pPr>
             <w:r>
               <w:rPr>
-                <w:rFonts w:ascii="Calibri" w:hAnsi="Calibri"/>
                 <w:sz w:val="20"/>
                 <w:szCs w:val="20"/>
               </w:rPr>
@@ -1908,7 +1625,6 @@
             </w:pPr>
             <w:r>
               <w:rPr>
-                <w:rFonts w:ascii="Calibri" w:hAnsi="Calibri"/>
                 <w:b/>
                 <w:bCs/>
                 <w:sz w:val="20"/>
@@ -1935,7 +1651,6 @@
             </w:pPr>
             <w:r>
               <w:rPr>
-                <w:rFonts w:ascii="Calibri" w:hAnsi="Calibri"/>
                 <w:sz w:val="20"/>
                 <w:szCs w:val="20"/>
               </w:rPr>
@@ -1965,7 +1680,6 @@
             </w:pPr>
             <w:r>
               <w:rPr>
-                <w:rFonts w:ascii="Calibri" w:hAnsi="Calibri"/>
                 <w:b/>
                 <w:bCs/>
                 <w:sz w:val="20"/>
@@ -1992,7 +1706,6 @@
             </w:pPr>
             <w:r>
               <w:rPr>
-                <w:rFonts w:ascii="Calibri" w:hAnsi="Calibri"/>
                 <w:sz w:val="20"/>
                 <w:szCs w:val="20"/>
               </w:rPr>
@@ -2022,7 +1735,6 @@
             </w:pPr>
             <w:r>
               <w:rPr>
-                <w:rFonts w:ascii="Calibri" w:hAnsi="Calibri"/>
                 <w:b/>
                 <w:bCs/>
                 <w:sz w:val="20"/>
@@ -2049,7 +1761,6 @@
             </w:pPr>
             <w:r>
               <w:rPr>
-                <w:rFonts w:ascii="Calibri" w:hAnsi="Calibri"/>
                 <w:sz w:val="20"/>
                 <w:szCs w:val="20"/>
               </w:rPr>
@@ -2079,7 +1790,6 @@
             </w:pPr>
             <w:r>
               <w:rPr>
-                <w:rFonts w:ascii="Calibri" w:hAnsi="Calibri"/>
                 <w:b/>
                 <w:bCs/>
                 <w:sz w:val="20"/>
@@ -2106,7 +1816,6 @@
             </w:pPr>
             <w:r>
               <w:rPr>
-                <w:rFonts w:ascii="Calibri" w:hAnsi="Calibri"/>
                 <w:sz w:val="20"/>
                 <w:szCs w:val="20"/>
               </w:rPr>
@@ -2136,7 +1845,6 @@
             </w:pPr>
             <w:r>
               <w:rPr>
-                <w:rFonts w:ascii="Calibri" w:hAnsi="Calibri"/>
                 <w:b/>
                 <w:bCs/>
                 <w:sz w:val="20"/>
@@ -2163,7 +1871,6 @@
             </w:pPr>
             <w:r>
               <w:rPr>
-                <w:rFonts w:ascii="Calibri" w:hAnsi="Calibri"/>
                 <w:sz w:val="20"/>
                 <w:szCs w:val="20"/>
               </w:rPr>
@@ -2193,7 +1900,6 @@
             </w:pPr>
             <w:r>
               <w:rPr>
-                <w:rFonts w:ascii="Calibri" w:hAnsi="Calibri"/>
                 <w:b/>
                 <w:bCs/>
                 <w:sz w:val="20"/>
@@ -2220,7 +1926,6 @@
             </w:pPr>
             <w:r>
               <w:rPr>
-                <w:rFonts w:ascii="Calibri" w:hAnsi="Calibri"/>
                 <w:sz w:val="20"/>
                 <w:szCs w:val="20"/>
               </w:rPr>
@@ -2250,7 +1955,6 @@
             </w:pPr>
             <w:r>
               <w:rPr>
-                <w:rFonts w:ascii="Calibri" w:hAnsi="Calibri"/>
                 <w:b/>
                 <w:bCs/>
                 <w:sz w:val="20"/>
@@ -2277,7 +1981,6 @@
             </w:pPr>
             <w:r>
               <w:rPr>
-                <w:rFonts w:ascii="Calibri" w:hAnsi="Calibri"/>
                 <w:sz w:val="20"/>
                 <w:szCs w:val="20"/>
               </w:rPr>
@@ -2307,7 +2010,6 @@
             </w:pPr>
             <w:r>
               <w:rPr>
-                <w:rFonts w:ascii="Calibri" w:hAnsi="Calibri"/>
                 <w:b/>
                 <w:bCs/>
                 <w:sz w:val="20"/>
@@ -2334,7 +2036,6 @@
             </w:pPr>
             <w:r>
               <w:rPr>
-                <w:rFonts w:ascii="Calibri" w:hAnsi="Calibri"/>
                 <w:sz w:val="20"/>
                 <w:szCs w:val="20"/>
               </w:rPr>
@@ -2364,7 +2065,6 @@
             </w:pPr>
             <w:r>
               <w:rPr>
-                <w:rFonts w:ascii="Calibri" w:hAnsi="Calibri"/>
                 <w:b/>
                 <w:bCs/>
                 <w:sz w:val="20"/>
@@ -2391,7 +2091,6 @@
             </w:pPr>
             <w:r>
               <w:rPr>
-                <w:rFonts w:ascii="Calibri" w:hAnsi="Calibri"/>
                 <w:sz w:val="20"/>
                 <w:szCs w:val="20"/>
               </w:rPr>
@@ -2421,7 +2120,6 @@
             </w:pPr>
             <w:r>
               <w:rPr>
-                <w:rFonts w:ascii="Calibri" w:hAnsi="Calibri"/>
                 <w:b/>
                 <w:bCs/>
                 <w:sz w:val="20"/>
@@ -2448,7 +2146,6 @@
             </w:pPr>
             <w:r>
               <w:rPr>
-                <w:rFonts w:ascii="Calibri" w:hAnsi="Calibri"/>
                 <w:sz w:val="20"/>
                 <w:szCs w:val="20"/>
               </w:rPr>
@@ -2460,19 +2157,15 @@
     </w:tbl>
     <w:p>
       <w:pPr>
-        <w:spacing w:before="60" w:after="60" w:line="276" w:lineRule="auto"/>
+        <w:spacing w:before="240" w:after="120"/>
       </w:pPr>
     </w:p>
     <w:p>
       <w:pPr>
-        <w:spacing w:before="240" w:after="120"/>
-      </w:pPr>
-    </w:p>
-    <w:p>
-      <w:pPr>
         <w:pStyle w:val="Heading1"/>
       </w:pPr>
       <w:r>
+        <w:lastRenderedPageBreak/>
         <w:t>4. Dashboard Layout, Filters &amp; KPI Matrix</w:t>
       </w:r>
     </w:p>
@@ -2490,7 +2183,7 @@
       </w:pPr>
       <w:r>
         <w:rPr>
-          <w:rFonts w:ascii="Calibri" w:eastAsia="Calibri" w:hAnsi="Calibri" w:cs="Times New Roman"/>
+          <w:rFonts w:eastAsia="Calibri" w:cs="Times New Roman"/>
         </w:rPr>
         <w:t>Users can dynamically slice and dice data across the entire Online Business module using the top filter bar:</w:t>
       </w:r>
@@ -2501,7 +2194,7 @@
       </w:pPr>
       <w:r>
         <w:rPr>
-          <w:rFonts w:ascii="Calibri" w:eastAsia="Calibri" w:hAnsi="Calibri" w:cs="Times New Roman"/>
+          <w:rFonts w:eastAsia="Calibri" w:cs="Times New Roman"/>
           <w:b/>
           <w:bCs/>
         </w:rPr>
@@ -2509,7 +2202,7 @@
       </w:r>
       <w:r>
         <w:rPr>
-          <w:rFonts w:ascii="Calibri" w:eastAsia="Calibri" w:hAnsi="Calibri" w:cs="Times New Roman"/>
+          <w:rFonts w:eastAsia="Calibri" w:cs="Times New Roman"/>
         </w:rPr>
         <w:t xml:space="preserve"> Following are the values shall display in the Date range dropdown</w:t>
       </w:r>
@@ -2525,7 +2218,7 @@
       </w:pPr>
       <w:r>
         <w:rPr>
-          <w:rFonts w:ascii="Calibri" w:eastAsia="Calibri" w:hAnsi="Calibri" w:cs="Times New Roman"/>
+          <w:rFonts w:eastAsia="Calibri" w:cs="Times New Roman"/>
         </w:rPr>
         <w:t>Current Month (Default)</w:t>
       </w:r>
@@ -2541,17 +2234,47 @@
       </w:pPr>
       <w:r>
         <w:rPr>
-          <w:rFonts w:ascii="Calibri" w:eastAsia="Calibri" w:hAnsi="Calibri" w:cs="Times New Roman"/>
+          <w:rFonts w:eastAsia="Calibri" w:cs="Times New Roman"/>
           <w:highlight w:val="yellow"/>
         </w:rPr>
         <w:t>Today - Live (Real-time stream)</w:t>
       </w:r>
       <w:r>
         <w:rPr>
-          <w:rFonts w:ascii="Calibri" w:eastAsia="Calibri" w:hAnsi="Calibri" w:cs="Times New Roman"/>
+          <w:rFonts w:eastAsia="Calibri" w:cs="Times New Roman"/>
           <w:highlight w:val="yellow"/>
         </w:rPr>
         <w:t xml:space="preserve"> – For this, I need to check the feasibility with Dev team</w:t>
+      </w:r>
+      <w:r>
+        <w:rPr>
+          <w:rFonts w:eastAsia="Calibri" w:cs="Times New Roman"/>
+        </w:rPr>
+        <w:t xml:space="preserve">. To display the live data, we need to use </w:t>
+      </w:r>
+      <w:r>
+        <w:rPr>
+          <w:rFonts w:eastAsia="Calibri" w:cs="Times New Roman"/>
+        </w:rPr>
+        <w:t>‘</w:t>
+      </w:r>
+      <w:r>
+        <w:rPr>
+          <w:rFonts w:eastAsia="Calibri" w:cs="Times New Roman"/>
+        </w:rPr>
+        <w:t>Alert 286</w:t>
+      </w:r>
+      <w:r>
+        <w:rPr>
+          <w:rFonts w:eastAsia="Calibri" w:cs="Times New Roman"/>
+        </w:rPr>
+        <w:t>A’</w:t>
+      </w:r>
+      <w:r>
+        <w:rPr>
+          <w:rFonts w:eastAsia="Calibri" w:cs="Times New Roman"/>
+        </w:rPr>
+        <w:t xml:space="preserve"> data.</w:t>
       </w:r>
     </w:p>
     <w:p>
@@ -2565,7 +2288,7 @@
       </w:pPr>
       <w:r>
         <w:rPr>
-          <w:rFonts w:ascii="Calibri" w:eastAsia="Calibri" w:hAnsi="Calibri" w:cs="Times New Roman"/>
+          <w:rFonts w:eastAsia="Calibri" w:cs="Times New Roman"/>
         </w:rPr>
         <w:t>Yesterday</w:t>
       </w:r>
@@ -2581,7 +2304,7 @@
       </w:pPr>
       <w:r>
         <w:rPr>
-          <w:rFonts w:ascii="Calibri" w:eastAsia="Calibri" w:hAnsi="Calibri" w:cs="Times New Roman"/>
+          <w:rFonts w:eastAsia="Calibri" w:cs="Times New Roman"/>
         </w:rPr>
         <w:t>Current Week</w:t>
       </w:r>
@@ -2597,7 +2320,7 @@
       </w:pPr>
       <w:r>
         <w:rPr>
-          <w:rFonts w:ascii="Calibri" w:eastAsia="Calibri" w:hAnsi="Calibri" w:cs="Times New Roman"/>
+          <w:rFonts w:eastAsia="Calibri" w:cs="Times New Roman"/>
         </w:rPr>
         <w:t>Previous Week</w:t>
       </w:r>
@@ -2613,7 +2336,7 @@
       </w:pPr>
       <w:r>
         <w:rPr>
-          <w:rFonts w:ascii="Calibri" w:eastAsia="Calibri" w:hAnsi="Calibri" w:cs="Times New Roman"/>
+          <w:rFonts w:eastAsia="Calibri" w:cs="Times New Roman"/>
         </w:rPr>
         <w:t>Previous Month</w:t>
       </w:r>
@@ -2629,7 +2352,7 @@
       </w:pPr>
       <w:r>
         <w:rPr>
-          <w:rFonts w:ascii="Calibri" w:eastAsia="Calibri" w:hAnsi="Calibri" w:cs="Times New Roman"/>
+          <w:rFonts w:eastAsia="Calibri" w:cs="Times New Roman"/>
         </w:rPr>
         <w:t>Financial Year</w:t>
       </w:r>
@@ -2645,7 +2368,7 @@
       </w:pPr>
       <w:r>
         <w:rPr>
-          <w:rFonts w:ascii="Calibri" w:eastAsia="Calibri" w:hAnsi="Calibri" w:cs="Times New Roman"/>
+          <w:rFonts w:eastAsia="Calibri" w:cs="Times New Roman"/>
         </w:rPr>
         <w:t>Custom Range (From Date / To Date picker)</w:t>
       </w:r>
@@ -2654,12 +2377,12 @@
       <w:pPr>
         <w:spacing w:after="120" w:line="276" w:lineRule="auto"/>
         <w:rPr>
-          <w:rFonts w:ascii="Calibri" w:eastAsia="Calibri" w:hAnsi="Calibri" w:cs="Times New Roman"/>
+          <w:rFonts w:eastAsia="Calibri" w:cs="Times New Roman"/>
         </w:rPr>
       </w:pPr>
       <w:r>
         <w:rPr>
-          <w:rFonts w:ascii="Calibri" w:eastAsia="Calibri" w:hAnsi="Calibri" w:cs="Times New Roman"/>
+          <w:rFonts w:eastAsia="Calibri" w:cs="Times New Roman"/>
           <w:b/>
           <w:bCs/>
         </w:rPr>
@@ -2667,7 +2390,7 @@
       </w:r>
       <w:r>
         <w:rPr>
-          <w:rFonts w:ascii="Calibri" w:eastAsia="Calibri" w:hAnsi="Calibri" w:cs="Times New Roman"/>
+          <w:rFonts w:eastAsia="Calibri" w:cs="Times New Roman"/>
           <w:b/>
           <w:bCs/>
         </w:rPr>
@@ -2675,13 +2398,13 @@
       </w:r>
       <w:r>
         <w:rPr>
-          <w:rFonts w:ascii="Calibri" w:eastAsia="Calibri" w:hAnsi="Calibri" w:cs="Times New Roman"/>
+          <w:rFonts w:eastAsia="Calibri" w:cs="Times New Roman"/>
         </w:rPr>
         <w:t>Following are the values shall display in the dropdown</w:t>
       </w:r>
       <w:r>
         <w:rPr>
-          <w:rFonts w:ascii="Calibri" w:eastAsia="Calibri" w:hAnsi="Calibri" w:cs="Times New Roman"/>
+          <w:rFonts w:eastAsia="Calibri" w:cs="Times New Roman"/>
         </w:rPr>
         <w:t>.</w:t>
       </w:r>
@@ -2692,7 +2415,7 @@
       </w:pPr>
       <w:r>
         <w:rPr>
-          <w:rFonts w:ascii="Calibri" w:eastAsia="Calibri" w:hAnsi="Calibri" w:cs="Times New Roman"/>
+          <w:rFonts w:eastAsia="Calibri" w:cs="Times New Roman"/>
         </w:rPr>
         <w:t>Need to check with the user, we need to pick the category or category 2 column from the 1029 report</w:t>
       </w:r>
@@ -2717,7 +2440,7 @@
       </w:pPr>
       <w:r>
         <w:rPr>
-          <w:rFonts w:ascii="Calibri" w:eastAsia="Calibri" w:hAnsi="Calibri" w:cs="Times New Roman"/>
+          <w:rFonts w:eastAsia="Calibri" w:cs="Times New Roman"/>
         </w:rPr>
         <w:t>All Categories (Default)</w:t>
       </w:r>
@@ -2733,7 +2456,7 @@
       </w:pPr>
       <w:r>
         <w:rPr>
-          <w:rFonts w:ascii="Calibri" w:eastAsia="Calibri" w:hAnsi="Calibri" w:cs="Times New Roman"/>
+          <w:rFonts w:eastAsia="Calibri" w:cs="Times New Roman"/>
         </w:rPr>
         <w:t>Generic</w:t>
       </w:r>
@@ -2749,7 +2472,7 @@
       </w:pPr>
       <w:r>
         <w:rPr>
-          <w:rFonts w:ascii="Calibri" w:eastAsia="Calibri" w:hAnsi="Calibri" w:cs="Times New Roman"/>
+          <w:rFonts w:eastAsia="Calibri" w:cs="Times New Roman"/>
         </w:rPr>
         <w:t>PI (Parallel Import)</w:t>
       </w:r>
@@ -2765,7 +2488,7 @@
       </w:pPr>
       <w:r>
         <w:rPr>
-          <w:rFonts w:ascii="Calibri" w:eastAsia="Calibri" w:hAnsi="Calibri" w:cs="Times New Roman"/>
+          <w:rFonts w:eastAsia="Calibri" w:cs="Times New Roman"/>
         </w:rPr>
         <w:t>Ethical</w:t>
       </w:r>
@@ -2781,7 +2504,7 @@
       </w:pPr>
       <w:r>
         <w:rPr>
-          <w:rFonts w:ascii="Calibri" w:eastAsia="Calibri" w:hAnsi="Calibri" w:cs="Times New Roman"/>
+          <w:rFonts w:eastAsia="Calibri" w:cs="Times New Roman"/>
         </w:rPr>
         <w:t>OTC (Over-The-Counter)</w:t>
       </w:r>
@@ -2797,7 +2520,7 @@
       </w:pPr>
       <w:r>
         <w:rPr>
-          <w:rFonts w:ascii="Calibri" w:eastAsia="Calibri" w:hAnsi="Calibri" w:cs="Times New Roman"/>
+          <w:rFonts w:eastAsia="Calibri" w:cs="Times New Roman"/>
         </w:rPr>
         <w:t>CD (Controlled Drugs)</w:t>
       </w:r>
@@ -2813,7 +2536,7 @@
       </w:pPr>
       <w:r>
         <w:rPr>
-          <w:rFonts w:ascii="Calibri" w:eastAsia="Calibri" w:hAnsi="Calibri" w:cs="Times New Roman"/>
+          <w:rFonts w:eastAsia="Calibri" w:cs="Times New Roman"/>
         </w:rPr>
         <w:t>Perfumes</w:t>
       </w:r>
@@ -2822,7 +2545,6 @@
       <w:pPr>
         <w:spacing w:before="180" w:after="100"/>
         <w:rPr>
-          <w:rFonts w:ascii="Calibri" w:hAnsi="Calibri"/>
           <w:b/>
           <w:sz w:val="24"/>
           <w:szCs w:val="24"/>
@@ -2830,7 +2552,6 @@
       </w:pPr>
       <w:r>
         <w:rPr>
-          <w:rFonts w:ascii="Calibri" w:hAnsi="Calibri"/>
           <w:b/>
           <w:sz w:val="24"/>
           <w:szCs w:val="24"/>
@@ -2839,7 +2560,6 @@
       </w:r>
       <w:r>
         <w:rPr>
-          <w:rFonts w:ascii="Calibri" w:hAnsi="Calibri"/>
           <w:b/>
           <w:sz w:val="24"/>
           <w:szCs w:val="24"/>
@@ -2848,7 +2568,6 @@
       </w:r>
       <w:r>
         <w:rPr>
-          <w:rFonts w:ascii="Calibri" w:hAnsi="Calibri"/>
           <w:b/>
           <w:sz w:val="24"/>
           <w:szCs w:val="24"/>
@@ -2857,7 +2576,6 @@
       </w:r>
       <w:r>
         <w:rPr>
-          <w:rFonts w:ascii="Calibri" w:hAnsi="Calibri"/>
           <w:b/>
           <w:sz w:val="24"/>
           <w:szCs w:val="24"/>
@@ -2866,7 +2584,6 @@
       </w:r>
       <w:r>
         <w:rPr>
-          <w:rFonts w:ascii="Calibri" w:hAnsi="Calibri"/>
           <w:b/>
           <w:sz w:val="24"/>
           <w:szCs w:val="24"/>
@@ -2880,7 +2597,7 @@
       </w:pPr>
       <w:r>
         <w:rPr>
-          <w:rFonts w:ascii="Calibri" w:eastAsia="Calibri" w:hAnsi="Calibri" w:cs="Times New Roman"/>
+          <w:rFonts w:eastAsia="Calibri" w:cs="Times New Roman"/>
         </w:rPr>
         <w:t>1. Sales Share % by Source (Bar Chart):</w:t>
       </w:r>
@@ -2891,7 +2608,7 @@
       </w:pPr>
       <w:r>
         <w:rPr>
-          <w:rFonts w:ascii="Calibri" w:eastAsia="Calibri" w:hAnsi="Calibri" w:cs="Times New Roman"/>
+          <w:rFonts w:eastAsia="Calibri" w:cs="Times New Roman"/>
         </w:rPr>
         <w:t>Visual bar chart displaying revenue contribution of each order source.</w:t>
       </w:r>
@@ -3014,9 +2731,6 @@
             </w:pPr>
             <w:r>
               <w:rPr>
-                <w:rFonts w:ascii="Calibri" w:hAnsi="Calibri"/>
-                <w:b/>
-                <w:bCs/>
                 <w:sz w:val="20"/>
                 <w:szCs w:val="20"/>
               </w:rPr>
@@ -3041,7 +2755,6 @@
             </w:pPr>
             <w:r>
               <w:rPr>
-                <w:rFonts w:ascii="Calibri" w:hAnsi="Calibri"/>
                 <w:sz w:val="20"/>
                 <w:szCs w:val="20"/>
               </w:rPr>
@@ -3071,9 +2784,6 @@
             </w:pPr>
             <w:r>
               <w:rPr>
-                <w:rFonts w:ascii="Calibri" w:hAnsi="Calibri"/>
-                <w:b/>
-                <w:bCs/>
                 <w:sz w:val="20"/>
                 <w:szCs w:val="20"/>
               </w:rPr>
@@ -3098,7 +2808,6 @@
             </w:pPr>
             <w:r>
               <w:rPr>
-                <w:rFonts w:ascii="Calibri" w:hAnsi="Calibri"/>
                 <w:sz w:val="20"/>
                 <w:szCs w:val="20"/>
               </w:rPr>
@@ -3128,12 +2837,10 @@
             </w:pPr>
             <w:r>
               <w:rPr>
-                <w:rFonts w:ascii="Calibri" w:hAnsi="Calibri"/>
-                <w:b/>
-                <w:bCs/>
                 <w:sz w:val="20"/>
                 <w:szCs w:val="20"/>
               </w:rPr>
+              <w:lastRenderedPageBreak/>
               <w:t>Role</w:t>
             </w:r>
           </w:p>
@@ -3155,7 +2862,6 @@
             </w:pPr>
             <w:r>
               <w:rPr>
-                <w:rFonts w:ascii="Calibri" w:hAnsi="Calibri"/>
                 <w:sz w:val="20"/>
                 <w:szCs w:val="20"/>
               </w:rPr>
@@ -3211,7 +2917,6 @@
             </w:pPr>
             <w:r>
               <w:rPr>
-                <w:rFonts w:ascii="Calibri" w:hAnsi="Calibri"/>
                 <w:b/>
                 <w:bCs/>
                 <w:color w:val="FFFFFF"/>
@@ -3240,7 +2945,6 @@
             </w:pPr>
             <w:r>
               <w:rPr>
-                <w:rFonts w:ascii="Calibri" w:hAnsi="Calibri"/>
                 <w:b/>
                 <w:bCs/>
                 <w:color w:val="FFFFFF"/>
@@ -3269,7 +2973,6 @@
             </w:pPr>
             <w:r>
               <w:rPr>
-                <w:rFonts w:ascii="Calibri" w:hAnsi="Calibri"/>
                 <w:b/>
                 <w:bCs/>
                 <w:color w:val="FFFFFF"/>
@@ -3302,9 +3005,6 @@
             </w:pPr>
             <w:r>
               <w:rPr>
-                <w:rFonts w:ascii="Calibri" w:hAnsi="Calibri"/>
-                <w:b/>
-                <w:bCs/>
                 <w:sz w:val="20"/>
                 <w:szCs w:val="20"/>
               </w:rPr>
@@ -3329,7 +3029,6 @@
             </w:pPr>
             <w:r>
               <w:rPr>
-                <w:rFonts w:ascii="Calibri" w:hAnsi="Calibri"/>
                 <w:sz w:val="20"/>
                 <w:szCs w:val="20"/>
               </w:rPr>
@@ -3354,7 +3053,6 @@
             </w:pPr>
             <w:r>
               <w:rPr>
-                <w:rFonts w:ascii="Calibri" w:hAnsi="Calibri"/>
                 <w:sz w:val="20"/>
                 <w:szCs w:val="20"/>
               </w:rPr>
@@ -3384,9 +3082,6 @@
             </w:pPr>
             <w:r>
               <w:rPr>
-                <w:rFonts w:ascii="Calibri" w:hAnsi="Calibri"/>
-                <w:b/>
-                <w:bCs/>
                 <w:sz w:val="20"/>
                 <w:szCs w:val="20"/>
               </w:rPr>
@@ -3411,7 +3106,6 @@
             </w:pPr>
             <w:r>
               <w:rPr>
-                <w:rFonts w:ascii="Calibri" w:hAnsi="Calibri"/>
                 <w:sz w:val="20"/>
                 <w:szCs w:val="20"/>
               </w:rPr>
@@ -3436,7 +3130,6 @@
             </w:pPr>
             <w:r>
               <w:rPr>
-                <w:rFonts w:ascii="Calibri" w:hAnsi="Calibri"/>
                 <w:sz w:val="20"/>
                 <w:szCs w:val="20"/>
               </w:rPr>
@@ -3449,24 +3142,13 @@
             </w:pPr>
             <w:r>
               <w:rPr>
-                <w:rFonts w:ascii="Calibri" w:hAnsi="Calibri"/>
                 <w:sz w:val="20"/>
                 <w:szCs w:val="20"/>
               </w:rPr>
-              <w:t>Logic: `ROUND((</w:t>
-            </w:r>
-            <w:proofErr w:type="spellStart"/>
+              <w:t>Logic: `ROUND((Individual_</w:t>
+            </w:r>
             <w:r>
               <w:rPr>
-                <w:rFonts w:ascii="Calibri" w:hAnsi="Calibri"/>
-                <w:sz w:val="20"/>
-                <w:szCs w:val="20"/>
-              </w:rPr>
-              <w:t>Individual_</w:t>
-            </w:r>
-            <w:r>
-              <w:rPr>
-                <w:rFonts w:ascii="Calibri" w:hAnsi="Calibri"/>
                 <w:sz w:val="20"/>
                 <w:szCs w:val="20"/>
               </w:rPr>
@@ -3474,42 +3156,13 @@
             </w:r>
             <w:r>
               <w:rPr>
-                <w:rFonts w:ascii="Calibri" w:hAnsi="Calibri"/>
                 <w:sz w:val="20"/>
                 <w:szCs w:val="20"/>
               </w:rPr>
-              <w:t>_Sales</w:t>
-            </w:r>
-            <w:proofErr w:type="spellEnd"/>
+              <w:t xml:space="preserve">_Sales / Total_Sales) </w:t>
+            </w:r>
             <w:r>
               <w:rPr>
-                <w:rFonts w:ascii="Calibri" w:hAnsi="Calibri"/>
-                <w:sz w:val="20"/>
-                <w:szCs w:val="20"/>
-              </w:rPr>
-              <w:t xml:space="preserve"> / </w:t>
-            </w:r>
-            <w:proofErr w:type="spellStart"/>
-            <w:r>
-              <w:rPr>
-                <w:rFonts w:ascii="Calibri" w:hAnsi="Calibri"/>
-                <w:sz w:val="20"/>
-                <w:szCs w:val="20"/>
-              </w:rPr>
-              <w:t>Total_Sales</w:t>
-            </w:r>
-            <w:proofErr w:type="spellEnd"/>
-            <w:r>
-              <w:rPr>
-                <w:rFonts w:ascii="Calibri" w:hAnsi="Calibri"/>
-                <w:sz w:val="20"/>
-                <w:szCs w:val="20"/>
-              </w:rPr>
-              <w:t xml:space="preserve">) </w:t>
-            </w:r>
-            <w:r>
-              <w:rPr>
-                <w:rFonts w:ascii="Calibri" w:hAnsi="Calibri"/>
                 <w:sz w:val="20"/>
                 <w:szCs w:val="20"/>
               </w:rPr>
@@ -3517,7 +3170,6 @@
             </w:r>
             <w:r>
               <w:rPr>
-                <w:rFonts w:ascii="Calibri" w:hAnsi="Calibri"/>
                 <w:sz w:val="20"/>
                 <w:szCs w:val="20"/>
               </w:rPr>
@@ -3547,9 +3199,6 @@
             </w:pPr>
             <w:r>
               <w:rPr>
-                <w:rFonts w:ascii="Calibri" w:hAnsi="Calibri"/>
-                <w:b/>
-                <w:bCs/>
                 <w:sz w:val="20"/>
                 <w:szCs w:val="20"/>
               </w:rPr>
@@ -3574,7 +3223,6 @@
             </w:pPr>
             <w:r>
               <w:rPr>
-                <w:rFonts w:ascii="Calibri" w:hAnsi="Calibri"/>
                 <w:sz w:val="20"/>
                 <w:szCs w:val="20"/>
               </w:rPr>
@@ -3599,7 +3247,6 @@
             </w:pPr>
             <w:r>
               <w:rPr>
-                <w:rFonts w:ascii="Calibri" w:hAnsi="Calibri"/>
                 <w:sz w:val="20"/>
                 <w:szCs w:val="20"/>
               </w:rPr>
@@ -3609,6 +3256,21 @@
         </w:tc>
       </w:tr>
     </w:tbl>
+    <w:p>
+      <w:pPr>
+        <w:spacing w:before="60" w:after="60" w:line="276" w:lineRule="auto"/>
+      </w:pPr>
+    </w:p>
+    <w:p>
+      <w:pPr>
+        <w:spacing w:before="60" w:after="60" w:line="276" w:lineRule="auto"/>
+      </w:pPr>
+    </w:p>
+    <w:p>
+      <w:pPr>
+        <w:spacing w:before="60" w:after="60" w:line="276" w:lineRule="auto"/>
+      </w:pPr>
+    </w:p>
     <w:p>
       <w:pPr>
         <w:spacing w:before="60" w:after="60" w:line="276" w:lineRule="auto"/>
@@ -3729,13 +3391,6 @@
               <w:spacing w:before="40" w:after="40" w:line="240" w:lineRule="auto"/>
             </w:pPr>
             <w:r>
-              <w:rPr>
-                <w:rFonts w:ascii="Calibri" w:hAnsi="Calibri"/>
-                <w:b/>
-                <w:bCs/>
-                <w:sz w:val="20"/>
-                <w:szCs w:val="20"/>
-              </w:rPr>
               <w:t>Priority</w:t>
             </w:r>
           </w:p>
@@ -3756,11 +3411,6 @@
               <w:spacing w:before="40" w:after="40" w:line="240" w:lineRule="auto"/>
             </w:pPr>
             <w:r>
-              <w:rPr>
-                <w:rFonts w:ascii="Calibri" w:hAnsi="Calibri"/>
-                <w:sz w:val="20"/>
-                <w:szCs w:val="20"/>
-              </w:rPr>
               <w:t>High</w:t>
             </w:r>
           </w:p>
@@ -3786,14 +3436,6 @@
               <w:spacing w:before="40" w:after="40" w:line="240" w:lineRule="auto"/>
             </w:pPr>
             <w:r>
-              <w:rPr>
-                <w:rFonts w:ascii="Calibri" w:hAnsi="Calibri"/>
-                <w:b/>
-                <w:bCs/>
-                <w:sz w:val="20"/>
-                <w:szCs w:val="20"/>
-              </w:rPr>
-              <w:lastRenderedPageBreak/>
               <w:t>Purpose</w:t>
             </w:r>
           </w:p>
@@ -3814,27 +3456,12 @@
               <w:spacing w:before="40" w:after="40" w:line="240" w:lineRule="auto"/>
             </w:pPr>
             <w:r>
-              <w:rPr>
-                <w:rFonts w:ascii="Calibri" w:hAnsi="Calibri"/>
-                <w:sz w:val="20"/>
-                <w:szCs w:val="20"/>
-              </w:rPr>
               <w:t>Compares yesterday’s real-time performance against the current month's daily average benchmark for each channel. This enables managers to detect sudden drop-offs</w:t>
             </w:r>
             <w:r>
-              <w:rPr>
-                <w:rFonts w:ascii="Calibri" w:hAnsi="Calibri"/>
-                <w:sz w:val="20"/>
-                <w:szCs w:val="20"/>
-              </w:rPr>
               <w:t xml:space="preserve"> </w:t>
             </w:r>
             <w:r>
-              <w:rPr>
-                <w:rFonts w:ascii="Calibri" w:hAnsi="Calibri"/>
-                <w:sz w:val="20"/>
-                <w:szCs w:val="20"/>
-              </w:rPr>
               <w:t>or spikes in daily channel sales.</w:t>
             </w:r>
           </w:p>
@@ -3860,13 +3487,6 @@
               <w:spacing w:before="40" w:after="40" w:line="240" w:lineRule="auto"/>
             </w:pPr>
             <w:r>
-              <w:rPr>
-                <w:rFonts w:ascii="Calibri" w:hAnsi="Calibri"/>
-                <w:b/>
-                <w:bCs/>
-                <w:sz w:val="20"/>
-                <w:szCs w:val="20"/>
-              </w:rPr>
               <w:t>Role</w:t>
             </w:r>
           </w:p>
@@ -3887,11 +3507,6 @@
               <w:spacing w:before="40" w:after="40" w:line="240" w:lineRule="auto"/>
             </w:pPr>
             <w:r>
-              <w:rPr>
-                <w:rFonts w:ascii="Calibri" w:hAnsi="Calibri"/>
-                <w:sz w:val="20"/>
-                <w:szCs w:val="20"/>
-              </w:rPr>
               <w:t>Manager, RSM, Team Leader</w:t>
             </w:r>
           </w:p>
@@ -3915,22 +3530,8 @@
           <w:p>
             <w:pPr>
               <w:spacing w:before="40" w:after="40" w:line="240" w:lineRule="auto"/>
-              <w:rPr>
-                <w:rFonts w:ascii="Calibri" w:hAnsi="Calibri"/>
-                <w:b/>
-                <w:bCs/>
-                <w:sz w:val="20"/>
-                <w:szCs w:val="20"/>
-              </w:rPr>
-            </w:pPr>
-            <w:r>
-              <w:rPr>
-                <w:rFonts w:ascii="Calibri" w:hAnsi="Calibri"/>
-                <w:b/>
-                <w:bCs/>
-                <w:sz w:val="20"/>
-                <w:szCs w:val="20"/>
-              </w:rPr>
+            </w:pPr>
+            <w:r>
               <w:t>Note</w:t>
             </w:r>
           </w:p>
@@ -3949,18 +3550,8 @@
           <w:p>
             <w:pPr>
               <w:spacing w:before="40" w:after="40" w:line="240" w:lineRule="auto"/>
-              <w:rPr>
-                <w:rFonts w:ascii="Calibri" w:hAnsi="Calibri"/>
-                <w:sz w:val="20"/>
-                <w:szCs w:val="20"/>
-              </w:rPr>
-            </w:pPr>
-            <w:r>
-              <w:rPr>
-                <w:rFonts w:ascii="Calibri" w:hAnsi="Calibri"/>
-                <w:sz w:val="20"/>
-                <w:szCs w:val="20"/>
-              </w:rPr>
+            </w:pPr>
+            <w:r>
               <w:t>On this table, Date &amp; Channel filter does not work</w:t>
             </w:r>
           </w:p>
@@ -4013,12 +3604,9 @@
             </w:pPr>
             <w:r>
               <w:rPr>
-                <w:rFonts w:ascii="Calibri" w:hAnsi="Calibri"/>
                 <w:b/>
                 <w:bCs/>
                 <w:color w:val="FFFFFF"/>
-                <w:sz w:val="20"/>
-                <w:szCs w:val="20"/>
               </w:rPr>
               <w:t>Name</w:t>
             </w:r>
@@ -4042,12 +3630,9 @@
             </w:pPr>
             <w:r>
               <w:rPr>
-                <w:rFonts w:ascii="Calibri" w:hAnsi="Calibri"/>
                 <w:b/>
                 <w:bCs/>
                 <w:color w:val="FFFFFF"/>
-                <w:sz w:val="20"/>
-                <w:szCs w:val="20"/>
               </w:rPr>
               <w:t>Type</w:t>
             </w:r>
@@ -4071,12 +3656,9 @@
             </w:pPr>
             <w:r>
               <w:rPr>
-                <w:rFonts w:ascii="Calibri" w:hAnsi="Calibri"/>
                 <w:b/>
                 <w:bCs/>
                 <w:color w:val="FFFFFF"/>
-                <w:sz w:val="20"/>
-                <w:szCs w:val="20"/>
               </w:rPr>
               <w:t>Description</w:t>
             </w:r>
@@ -4103,13 +3685,6 @@
               <w:spacing w:before="40" w:after="40" w:line="240" w:lineRule="auto"/>
             </w:pPr>
             <w:r>
-              <w:rPr>
-                <w:rFonts w:ascii="Calibri" w:hAnsi="Calibri"/>
-                <w:b/>
-                <w:bCs/>
-                <w:sz w:val="20"/>
-                <w:szCs w:val="20"/>
-              </w:rPr>
               <w:t>Source</w:t>
             </w:r>
           </w:p>
@@ -4130,11 +3705,6 @@
               <w:spacing w:before="40" w:after="40" w:line="240" w:lineRule="auto"/>
             </w:pPr>
             <w:r>
-              <w:rPr>
-                <w:rFonts w:ascii="Calibri" w:hAnsi="Calibri"/>
-                <w:sz w:val="20"/>
-                <w:szCs w:val="20"/>
-              </w:rPr>
               <w:t>Column</w:t>
             </w:r>
           </w:p>
@@ -4155,11 +3725,6 @@
               <w:spacing w:before="40" w:after="40" w:line="240" w:lineRule="auto"/>
             </w:pPr>
             <w:r>
-              <w:rPr>
-                <w:rFonts w:ascii="Calibri" w:hAnsi="Calibri"/>
-                <w:sz w:val="20"/>
-                <w:szCs w:val="20"/>
-              </w:rPr>
               <w:t>Displays the ordering channel name.</w:t>
             </w:r>
           </w:p>
@@ -4185,13 +3750,6 @@
               <w:spacing w:before="40" w:after="40" w:line="240" w:lineRule="auto"/>
             </w:pPr>
             <w:r>
-              <w:rPr>
-                <w:rFonts w:ascii="Calibri" w:hAnsi="Calibri"/>
-                <w:b/>
-                <w:bCs/>
-                <w:sz w:val="20"/>
-                <w:szCs w:val="20"/>
-              </w:rPr>
               <w:t>Account Count</w:t>
             </w:r>
           </w:p>
@@ -4212,11 +3770,6 @@
               <w:spacing w:before="40" w:after="40" w:line="240" w:lineRule="auto"/>
             </w:pPr>
             <w:r>
-              <w:rPr>
-                <w:rFonts w:ascii="Calibri" w:hAnsi="Calibri"/>
-                <w:sz w:val="20"/>
-                <w:szCs w:val="20"/>
-              </w:rPr>
               <w:t>Column</w:t>
             </w:r>
           </w:p>
@@ -4237,27 +3790,12 @@
               <w:spacing w:before="40" w:after="40" w:line="240" w:lineRule="auto"/>
             </w:pPr>
             <w:r>
-              <w:rPr>
-                <w:rFonts w:ascii="Calibri" w:hAnsi="Calibri"/>
-                <w:sz w:val="20"/>
-                <w:szCs w:val="20"/>
-              </w:rPr>
               <w:t xml:space="preserve">Displays the number of unique customer accounts that placed an order through this </w:t>
             </w:r>
             <w:r>
-              <w:rPr>
-                <w:rFonts w:ascii="Calibri" w:hAnsi="Calibri"/>
-                <w:sz w:val="20"/>
-                <w:szCs w:val="20"/>
-              </w:rPr>
               <w:t>channel</w:t>
             </w:r>
             <w:r>
-              <w:rPr>
-                <w:rFonts w:ascii="Calibri" w:hAnsi="Calibri"/>
-                <w:sz w:val="20"/>
-                <w:szCs w:val="20"/>
-              </w:rPr>
               <w:t xml:space="preserve"> yesterday.</w:t>
             </w:r>
           </w:p>
@@ -4283,13 +3821,7 @@
               <w:spacing w:before="40" w:after="40" w:line="240" w:lineRule="auto"/>
             </w:pPr>
             <w:r>
-              <w:rPr>
-                <w:rFonts w:ascii="Calibri" w:hAnsi="Calibri"/>
-                <w:b/>
-                <w:bCs/>
-                <w:sz w:val="20"/>
-                <w:szCs w:val="20"/>
-              </w:rPr>
+              <w:lastRenderedPageBreak/>
               <w:t>Sales</w:t>
             </w:r>
           </w:p>
@@ -4310,11 +3842,6 @@
               <w:spacing w:before="40" w:after="40" w:line="240" w:lineRule="auto"/>
             </w:pPr>
             <w:r>
-              <w:rPr>
-                <w:rFonts w:ascii="Calibri" w:hAnsi="Calibri"/>
-                <w:sz w:val="20"/>
-                <w:szCs w:val="20"/>
-              </w:rPr>
               <w:t>Column</w:t>
             </w:r>
           </w:p>
@@ -4335,53 +3862,23 @@
               <w:spacing w:before="40" w:after="40" w:line="240" w:lineRule="auto"/>
             </w:pPr>
             <w:r>
-              <w:rPr>
-                <w:rFonts w:ascii="Calibri" w:hAnsi="Calibri"/>
-                <w:sz w:val="20"/>
-                <w:szCs w:val="20"/>
-              </w:rPr>
               <w:t>Primary Value: Yesterday's total sales (`£XX,XXX.XX`).</w:t>
             </w:r>
           </w:p>
           <w:p>
             <w:pPr>
               <w:spacing w:before="40" w:after="40" w:line="240" w:lineRule="auto"/>
-              <w:rPr>
-                <w:rFonts w:ascii="Calibri" w:hAnsi="Calibri"/>
-                <w:sz w:val="20"/>
-                <w:szCs w:val="20"/>
-              </w:rPr>
-            </w:pPr>
-            <w:r>
-              <w:rPr>
-                <w:rFonts w:ascii="Calibri" w:hAnsi="Calibri"/>
-                <w:sz w:val="20"/>
-                <w:szCs w:val="20"/>
-              </w:rPr>
+            </w:pPr>
+            <w:r>
               <w:t xml:space="preserve">Secondary </w:t>
             </w:r>
             <w:r>
-              <w:rPr>
-                <w:rFonts w:ascii="Calibri" w:hAnsi="Calibri"/>
-                <w:sz w:val="20"/>
-                <w:szCs w:val="20"/>
-              </w:rPr>
               <w:t>value</w:t>
             </w:r>
             <w:r>
-              <w:rPr>
-                <w:rFonts w:ascii="Calibri" w:hAnsi="Calibri"/>
-                <w:sz w:val="20"/>
-                <w:szCs w:val="20"/>
-              </w:rPr>
               <w:t xml:space="preserve">: </w:t>
             </w:r>
             <w:r>
-              <w:rPr>
-                <w:rFonts w:ascii="Calibri" w:hAnsi="Calibri"/>
-                <w:sz w:val="20"/>
-                <w:szCs w:val="20"/>
-              </w:rPr>
               <w:t xml:space="preserve">Display the current month daily average sales. </w:t>
             </w:r>
           </w:p>
@@ -4390,11 +3887,6 @@
               <w:spacing w:before="40" w:after="40" w:line="240" w:lineRule="auto"/>
             </w:pPr>
             <w:r>
-              <w:rPr>
-                <w:rFonts w:ascii="Calibri" w:hAnsi="Calibri"/>
-                <w:sz w:val="20"/>
-                <w:szCs w:val="20"/>
-              </w:rPr>
               <w:t>Formulas:</w:t>
             </w:r>
           </w:p>
@@ -4407,60 +3899,15 @@
               </w:numPr>
               <w:spacing w:before="40" w:after="40" w:line="240" w:lineRule="auto"/>
             </w:pPr>
-            <w:proofErr w:type="spellStart"/>
-            <w:r>
-              <w:rPr>
-                <w:rFonts w:ascii="Calibri" w:hAnsi="Calibri"/>
-                <w:sz w:val="20"/>
-                <w:szCs w:val="20"/>
-              </w:rPr>
-              <w:t>Daily_Avg_Sales</w:t>
-            </w:r>
-            <w:proofErr w:type="spellEnd"/>
-            <w:r>
-              <w:rPr>
-                <w:rFonts w:ascii="Calibri" w:hAnsi="Calibri"/>
-                <w:sz w:val="20"/>
-                <w:szCs w:val="20"/>
-              </w:rPr>
-              <w:t xml:space="preserve"> = </w:t>
-            </w:r>
-            <w:proofErr w:type="spellStart"/>
-            <w:r>
-              <w:rPr>
-                <w:rFonts w:ascii="Calibri" w:hAnsi="Calibri"/>
-                <w:sz w:val="20"/>
-                <w:szCs w:val="20"/>
-              </w:rPr>
-              <w:t>Total_Current_Month_Sales</w:t>
-            </w:r>
-            <w:proofErr w:type="spellEnd"/>
-            <w:r>
-              <w:rPr>
-                <w:rFonts w:ascii="Calibri" w:hAnsi="Calibri"/>
-                <w:sz w:val="20"/>
-                <w:szCs w:val="20"/>
-              </w:rPr>
-              <w:t xml:space="preserve"> / </w:t>
-            </w:r>
-            <w:proofErr w:type="spellStart"/>
-            <w:r>
-              <w:rPr>
-                <w:rFonts w:ascii="Calibri" w:hAnsi="Calibri"/>
-                <w:sz w:val="20"/>
-                <w:szCs w:val="20"/>
-              </w:rPr>
+            <w:r>
+              <w:t xml:space="preserve">Daily_Avg_Sales = Total_Current_Month_Sales / </w:t>
+            </w:r>
+            <w:r>
               <w:t>BNS_</w:t>
             </w:r>
             <w:r>
-              <w:rPr>
-                <w:rFonts w:ascii="Calibri" w:hAnsi="Calibri"/>
-                <w:sz w:val="20"/>
-                <w:szCs w:val="20"/>
-              </w:rPr>
               <w:t>Working_Days</w:t>
             </w:r>
-            <w:proofErr w:type="spellEnd"/>
           </w:p>
           <w:p>
             <w:pPr>
@@ -4471,23 +3918,8 @@
               </w:numPr>
               <w:spacing w:before="40" w:after="40" w:line="240" w:lineRule="auto"/>
             </w:pPr>
-            <w:proofErr w:type="spellStart"/>
-            <w:r>
-              <w:rPr>
-                <w:rFonts w:ascii="Calibri" w:hAnsi="Calibri"/>
-                <w:sz w:val="20"/>
-                <w:szCs w:val="20"/>
-              </w:rPr>
-              <w:t>Yesterday_Sales</w:t>
-            </w:r>
-            <w:proofErr w:type="spellEnd"/>
-            <w:r>
-              <w:rPr>
-                <w:rFonts w:ascii="Calibri" w:hAnsi="Calibri"/>
-                <w:sz w:val="20"/>
-                <w:szCs w:val="20"/>
-              </w:rPr>
-              <w:t xml:space="preserve"> = Actual Yesterday Ingested Sales</w:t>
+            <w:r>
+              <w:t>Yesterday_Sales = Actual Yesterday Ingested Sales</w:t>
             </w:r>
           </w:p>
           <w:p>
@@ -4500,126 +3932,61 @@
               <w:spacing w:before="40" w:after="40" w:line="240" w:lineRule="auto"/>
             </w:pPr>
             <w:r>
+              <w:t>Variance = Yesterday_Sales - Daily_Avg_Sales</w:t>
+            </w:r>
+          </w:p>
+          <w:p>
+            <w:pPr>
+              <w:pStyle w:val="ListParagraph"/>
+              <w:spacing w:before="40" w:after="40" w:line="240" w:lineRule="auto"/>
+            </w:pPr>
+          </w:p>
+          <w:p>
+            <w:pPr>
+              <w:spacing w:before="40" w:after="40" w:line="240" w:lineRule="auto"/>
+            </w:pPr>
+            <w:r>
+              <w:t>Visual Rule: If `Yesterday_Sales &gt;= Daily_Avg_Sales`, display green text with up arrow (`</w:t>
+            </w:r>
+            <w:r>
               <w:rPr>
-                <w:rFonts w:ascii="Calibri" w:hAnsi="Calibri"/>
-                <w:sz w:val="20"/>
-                <w:szCs w:val="20"/>
+                <w:rFonts w:ascii="Arial" w:hAnsi="Arial" w:cs="Arial"/>
               </w:rPr>
-              <w:t xml:space="preserve">Variance = </w:t>
-            </w:r>
-            <w:proofErr w:type="spellStart"/>
+              <w:t>▲</w:t>
+            </w:r>
+            <w:r>
+              <w:t>`), else display red text with down arrow (`</w:t>
+            </w:r>
             <w:r>
               <w:rPr>
-                <w:rFonts w:ascii="Calibri" w:hAnsi="Calibri"/>
-                <w:sz w:val="20"/>
-                <w:szCs w:val="20"/>
+                <w:rFonts w:ascii="Arial" w:hAnsi="Arial" w:cs="Arial"/>
               </w:rPr>
-              <w:t>Yesterday_Sales</w:t>
-            </w:r>
-            <w:proofErr w:type="spellEnd"/>
-            <w:r>
-              <w:rPr>
-                <w:rFonts w:ascii="Calibri" w:hAnsi="Calibri"/>
-                <w:sz w:val="20"/>
-                <w:szCs w:val="20"/>
-              </w:rPr>
-              <w:t xml:space="preserve"> - </w:t>
-            </w:r>
-            <w:proofErr w:type="spellStart"/>
-            <w:r>
-              <w:rPr>
-                <w:rFonts w:ascii="Calibri" w:hAnsi="Calibri"/>
-                <w:sz w:val="20"/>
-                <w:szCs w:val="20"/>
-              </w:rPr>
-              <w:t>Daily_Avg_Sales</w:t>
-            </w:r>
-            <w:proofErr w:type="spellEnd"/>
-          </w:p>
-          <w:p>
-            <w:pPr>
-              <w:pStyle w:val="ListParagraph"/>
-              <w:spacing w:before="40" w:after="40" w:line="240" w:lineRule="auto"/>
-            </w:pPr>
-          </w:p>
-          <w:p>
-            <w:pPr>
-              <w:spacing w:before="40" w:after="40" w:line="240" w:lineRule="auto"/>
-              <w:rPr>
-                <w:rFonts w:ascii="Calibri" w:hAnsi="Calibri"/>
-                <w:sz w:val="20"/>
-                <w:szCs w:val="20"/>
-              </w:rPr>
-            </w:pPr>
-            <w:r>
-              <w:rPr>
-                <w:rFonts w:ascii="Calibri" w:hAnsi="Calibri"/>
-                <w:sz w:val="20"/>
-                <w:szCs w:val="20"/>
-              </w:rPr>
-              <w:t>Visual Rule: If `Yesterday_Sales &gt;= Daily_Avg_Sales`, display green text with up arrow (`▲`), else display red text with down arrow (`▼`).</w:t>
-            </w:r>
-          </w:p>
-          <w:p>
-            <w:pPr>
-              <w:spacing w:before="40" w:after="40" w:line="240" w:lineRule="auto"/>
-              <w:rPr>
-                <w:rFonts w:ascii="Calibri" w:hAnsi="Calibri"/>
-                <w:sz w:val="20"/>
-                <w:szCs w:val="20"/>
-              </w:rPr>
-            </w:pPr>
-          </w:p>
-          <w:p>
-            <w:pPr>
-              <w:spacing w:before="40" w:after="40" w:line="240" w:lineRule="auto"/>
-              <w:rPr>
-                <w:rFonts w:ascii="Calibri" w:hAnsi="Calibri"/>
-                <w:sz w:val="20"/>
-                <w:szCs w:val="20"/>
-              </w:rPr>
-            </w:pPr>
-            <w:r>
-              <w:rPr>
-                <w:rFonts w:ascii="Calibri" w:hAnsi="Calibri"/>
-                <w:sz w:val="20"/>
-                <w:szCs w:val="20"/>
-              </w:rPr>
+              <w:t>▼</w:t>
+            </w:r>
+            <w:r>
+              <w:t>`).</w:t>
+            </w:r>
+          </w:p>
+          <w:p>
+            <w:pPr>
+              <w:spacing w:before="40" w:after="40" w:line="240" w:lineRule="auto"/>
+            </w:pPr>
+          </w:p>
+          <w:p>
+            <w:pPr>
+              <w:spacing w:before="40" w:after="40" w:line="240" w:lineRule="auto"/>
+            </w:pPr>
+            <w:r>
               <w:t xml:space="preserve">Source: </w:t>
             </w:r>
             <w:r>
-              <w:rPr>
-                <w:rFonts w:ascii="Calibri" w:hAnsi="Calibri"/>
-                <w:sz w:val="20"/>
-                <w:szCs w:val="20"/>
-              </w:rPr>
               <w:t>Alert 1029 -&gt; ‘</w:t>
             </w:r>
             <w:r>
-              <w:rPr>
-                <w:rFonts w:ascii="Calibri" w:hAnsi="Calibri"/>
-                <w:sz w:val="20"/>
-                <w:szCs w:val="20"/>
-                <w:highlight w:val="yellow"/>
-              </w:rPr>
-              <w:t>Invoice Qty</w:t>
-            </w:r>
-            <w:r>
-              <w:rPr>
-                <w:rFonts w:ascii="Calibri" w:hAnsi="Calibri"/>
-                <w:sz w:val="20"/>
-                <w:szCs w:val="20"/>
-                <w:highlight w:val="yellow"/>
-              </w:rPr>
-              <w:t>’</w:t>
-            </w:r>
-            <w:r>
-              <w:rPr>
-                <w:rFonts w:ascii="Calibri" w:hAnsi="Calibri"/>
-                <w:sz w:val="20"/>
-                <w:szCs w:val="20"/>
-              </w:rPr>
-              <w:t xml:space="preserve"> column</w:t>
+              <w:t>Curr_Sales</w:t>
+            </w:r>
+            <w:r>
+              <w:t>’ column</w:t>
             </w:r>
           </w:p>
         </w:tc>
@@ -4644,300 +4011,171 @@
               <w:spacing w:before="40" w:after="40" w:line="240" w:lineRule="auto"/>
             </w:pPr>
             <w:r>
+              <w:t>Profit</w:t>
+            </w:r>
+          </w:p>
+        </w:tc>
+        <w:tc>
+          <w:tcPr>
+            <w:tcW w:w="1848" w:type="dxa"/>
+            <w:tcMar>
+              <w:top w:w="120" w:type="dxa"/>
+              <w:left w:w="150" w:type="dxa"/>
+              <w:bottom w:w="120" w:type="dxa"/>
+              <w:right w:w="150" w:type="dxa"/>
+            </w:tcMar>
+            <w:vAlign w:val="center"/>
+          </w:tcPr>
+          <w:p>
+            <w:pPr>
+              <w:spacing w:before="40" w:after="40" w:line="240" w:lineRule="auto"/>
+            </w:pPr>
+            <w:r>
+              <w:t>Column (Composite)</w:t>
+            </w:r>
+          </w:p>
+        </w:tc>
+        <w:tc>
+          <w:tcPr>
+            <w:tcW w:w="6095" w:type="dxa"/>
+            <w:tcMar>
+              <w:top w:w="120" w:type="dxa"/>
+              <w:left w:w="150" w:type="dxa"/>
+              <w:bottom w:w="120" w:type="dxa"/>
+              <w:right w:w="150" w:type="dxa"/>
+            </w:tcMar>
+            <w:vAlign w:val="center"/>
+          </w:tcPr>
+          <w:p>
+            <w:pPr>
+              <w:spacing w:before="40" w:after="40" w:line="240" w:lineRule="auto"/>
+            </w:pPr>
+            <w:r>
+              <w:t>Primary Value: Yesterday's profit (`£XX,XXX.XX`).</w:t>
+            </w:r>
+          </w:p>
+          <w:p>
+            <w:pPr>
+              <w:spacing w:before="40" w:after="40" w:line="240" w:lineRule="auto"/>
+            </w:pPr>
+            <w:r>
+              <w:t>Secondary Sub-text: Variance comparison vs. Current Month Daily Average: `</w:t>
+            </w:r>
+            <w:r>
               <w:rPr>
-                <w:rFonts w:ascii="Calibri" w:hAnsi="Calibri"/>
-                <w:b/>
-                <w:bCs/>
-                <w:sz w:val="20"/>
-                <w:szCs w:val="20"/>
+                <w:rFonts w:ascii="Arial" w:hAnsi="Arial" w:cs="Arial"/>
               </w:rPr>
-              <w:t>Profit</w:t>
-            </w:r>
-          </w:p>
-        </w:tc>
-        <w:tc>
-          <w:tcPr>
-            <w:tcW w:w="1848" w:type="dxa"/>
-            <w:tcMar>
-              <w:top w:w="120" w:type="dxa"/>
-              <w:left w:w="150" w:type="dxa"/>
-              <w:bottom w:w="120" w:type="dxa"/>
-              <w:right w:w="150" w:type="dxa"/>
-            </w:tcMar>
-            <w:vAlign w:val="center"/>
-          </w:tcPr>
-          <w:p>
-            <w:pPr>
-              <w:spacing w:before="40" w:after="40" w:line="240" w:lineRule="auto"/>
-            </w:pPr>
+              <w:t>▲</w:t>
+            </w:r>
+            <w:r>
+              <w:t>/</w:t>
+            </w:r>
             <w:r>
               <w:rPr>
-                <w:rFonts w:ascii="Calibri" w:hAnsi="Calibri"/>
-                <w:sz w:val="20"/>
-                <w:szCs w:val="20"/>
+                <w:rFonts w:ascii="Arial" w:hAnsi="Arial" w:cs="Arial"/>
               </w:rPr>
-              <w:t>Column (Composite)</w:t>
-            </w:r>
-          </w:p>
-        </w:tc>
-        <w:tc>
-          <w:tcPr>
-            <w:tcW w:w="6095" w:type="dxa"/>
-            <w:tcMar>
-              <w:top w:w="120" w:type="dxa"/>
-              <w:left w:w="150" w:type="dxa"/>
-              <w:bottom w:w="120" w:type="dxa"/>
-              <w:right w:w="150" w:type="dxa"/>
-            </w:tcMar>
-            <w:vAlign w:val="center"/>
-          </w:tcPr>
-          <w:p>
-            <w:pPr>
-              <w:spacing w:before="40" w:after="40" w:line="240" w:lineRule="auto"/>
-            </w:pPr>
+              <w:t>▼</w:t>
+            </w:r>
+            <w:r>
+              <w:t xml:space="preserve"> vs avg </w:t>
+            </w:r>
             <w:r>
               <w:rPr>
-                <w:rFonts w:ascii="Calibri" w:hAnsi="Calibri"/>
-                <w:sz w:val="20"/>
-                <w:szCs w:val="20"/>
+                <w:rFonts w:cs="Verdana"/>
               </w:rPr>
-              <w:t xml:space="preserve">Primary Value: Yesterday's </w:t>
+              <w:t>£</w:t>
+            </w:r>
+            <w:r>
+              <w:t>XX,XXX.XX`.</w:t>
+            </w:r>
+          </w:p>
+          <w:p>
+            <w:pPr>
+              <w:spacing w:before="40" w:after="40" w:line="240" w:lineRule="auto"/>
+            </w:pPr>
+            <w:r>
+              <w:t>Formulas:</w:t>
+            </w:r>
+          </w:p>
+          <w:p>
+            <w:pPr>
+              <w:spacing w:before="40" w:after="40" w:line="240" w:lineRule="auto"/>
+            </w:pPr>
+            <w:r>
+              <w:t>-</w:t>
+            </w:r>
+            <w:r>
+              <w:t xml:space="preserve"> </w:t>
+            </w:r>
+            <w:r>
+              <w:t xml:space="preserve">Daily_Avg_Profit = Total_Current_Month_Profit / </w:t>
+            </w:r>
+            <w:r>
+              <w:t>BNS_</w:t>
+            </w:r>
+            <w:r>
+              <w:t>Working_Days</w:t>
+            </w:r>
+          </w:p>
+          <w:p>
+            <w:pPr>
+              <w:spacing w:before="40" w:after="40" w:line="240" w:lineRule="auto"/>
+            </w:pPr>
+            <w:r>
+              <w:t>- Yesterday_Profit = Actual Yesterday Ingested Profit</w:t>
+            </w:r>
+          </w:p>
+          <w:p>
+            <w:pPr>
+              <w:spacing w:before="40" w:after="40" w:line="240" w:lineRule="auto"/>
+            </w:pPr>
+            <w:r>
+              <w:t>- `Variance = Yesterday_Profit - Daily_Avg_Profit`</w:t>
+            </w:r>
+          </w:p>
+          <w:p>
+            <w:pPr>
+              <w:spacing w:before="40" w:after="40" w:line="240" w:lineRule="auto"/>
+            </w:pPr>
+            <w:r>
+              <w:t>Visual Rule: If `Yesterday_Profit &gt;= Daily_Avg_Profit`, display green text with up arrow (`</w:t>
             </w:r>
             <w:r>
               <w:rPr>
-                <w:rFonts w:ascii="Calibri" w:hAnsi="Calibri"/>
-                <w:sz w:val="20"/>
-                <w:szCs w:val="20"/>
-                <w:highlight w:val="yellow"/>
+                <w:rFonts w:ascii="Arial" w:hAnsi="Arial" w:cs="Arial"/>
               </w:rPr>
-              <w:t>gross profit</w:t>
+              <w:t>▲</w:t>
+            </w:r>
+            <w:r>
+              <w:t>`), else display red text with down arrow (`</w:t>
             </w:r>
             <w:r>
               <w:rPr>
-                <w:rFonts w:ascii="Calibri" w:hAnsi="Calibri"/>
-                <w:sz w:val="20"/>
-                <w:szCs w:val="20"/>
+                <w:rFonts w:ascii="Arial" w:hAnsi="Arial" w:cs="Arial"/>
               </w:rPr>
-              <w:t xml:space="preserve"> (`£XX,XXX.XX`).</w:t>
-            </w:r>
-          </w:p>
-          <w:p>
-            <w:pPr>
-              <w:spacing w:before="40" w:after="40" w:line="240" w:lineRule="auto"/>
-            </w:pPr>
-            <w:r>
-              <w:rPr>
-                <w:rFonts w:ascii="Calibri" w:hAnsi="Calibri"/>
-                <w:sz w:val="20"/>
-                <w:szCs w:val="20"/>
-              </w:rPr>
-              <w:t>Secondary Sub-text: Variance comparison vs. Current Month Daily Average: `▲/▼ vs avg £XX,XXX.XX`.</w:t>
-            </w:r>
-          </w:p>
-          <w:p>
-            <w:pPr>
-              <w:spacing w:before="40" w:after="40" w:line="240" w:lineRule="auto"/>
-            </w:pPr>
-            <w:r>
-              <w:rPr>
-                <w:rFonts w:ascii="Calibri" w:hAnsi="Calibri"/>
-                <w:sz w:val="20"/>
-                <w:szCs w:val="20"/>
-              </w:rPr>
-              <w:t>Formulas:</w:t>
-            </w:r>
-          </w:p>
-          <w:p>
-            <w:pPr>
-              <w:spacing w:before="40" w:after="40" w:line="240" w:lineRule="auto"/>
-            </w:pPr>
-            <w:r>
-              <w:rPr>
-                <w:rFonts w:ascii="Calibri" w:hAnsi="Calibri"/>
-                <w:sz w:val="20"/>
-                <w:szCs w:val="20"/>
-              </w:rPr>
+              <w:t>▼</w:t>
+            </w:r>
+            <w:r>
+              <w:t>`).</w:t>
+            </w:r>
+          </w:p>
+          <w:p>
+            <w:pPr>
+              <w:spacing w:before="40" w:after="40" w:line="240" w:lineRule="auto"/>
+            </w:pPr>
+          </w:p>
+          <w:p>
+            <w:pPr>
+              <w:spacing w:before="40" w:after="40" w:line="240" w:lineRule="auto"/>
+            </w:pPr>
+            <w:r>
+              <w:t xml:space="preserve">Source: Alert 1029 </w:t>
+            </w:r>
+            <w:r>
               <w:t>-</w:t>
             </w:r>
             <w:r>
-              <w:rPr>
-                <w:rFonts w:ascii="Calibri" w:hAnsi="Calibri"/>
-                <w:sz w:val="20"/>
-                <w:szCs w:val="20"/>
-              </w:rPr>
-              <w:t xml:space="preserve"> </w:t>
-            </w:r>
-            <w:proofErr w:type="spellStart"/>
-            <w:r>
-              <w:rPr>
-                <w:rFonts w:ascii="Calibri" w:hAnsi="Calibri"/>
-                <w:sz w:val="20"/>
-                <w:szCs w:val="20"/>
-              </w:rPr>
-              <w:t>Daily_Avg_Profit</w:t>
-            </w:r>
-            <w:proofErr w:type="spellEnd"/>
-            <w:r>
-              <w:rPr>
-                <w:rFonts w:ascii="Calibri" w:hAnsi="Calibri"/>
-                <w:sz w:val="20"/>
-                <w:szCs w:val="20"/>
-              </w:rPr>
-              <w:t xml:space="preserve"> = </w:t>
-            </w:r>
-            <w:proofErr w:type="spellStart"/>
-            <w:r>
-              <w:rPr>
-                <w:rFonts w:ascii="Calibri" w:hAnsi="Calibri"/>
-                <w:sz w:val="20"/>
-                <w:szCs w:val="20"/>
-              </w:rPr>
-              <w:t>Total_Current_Month_Profit</w:t>
-            </w:r>
-            <w:proofErr w:type="spellEnd"/>
-            <w:r>
-              <w:rPr>
-                <w:rFonts w:ascii="Calibri" w:hAnsi="Calibri"/>
-                <w:sz w:val="20"/>
-                <w:szCs w:val="20"/>
-              </w:rPr>
-              <w:t xml:space="preserve"> / </w:t>
-            </w:r>
-            <w:proofErr w:type="spellStart"/>
-            <w:r>
-              <w:rPr>
-                <w:rFonts w:ascii="Calibri" w:hAnsi="Calibri"/>
-                <w:sz w:val="20"/>
-                <w:szCs w:val="20"/>
-              </w:rPr>
-              <w:t>BNS_</w:t>
-            </w:r>
-            <w:r>
-              <w:rPr>
-                <w:rFonts w:ascii="Calibri" w:hAnsi="Calibri"/>
-                <w:sz w:val="20"/>
-                <w:szCs w:val="20"/>
-              </w:rPr>
-              <w:t>Working_Days</w:t>
-            </w:r>
-            <w:proofErr w:type="spellEnd"/>
-          </w:p>
-          <w:p>
-            <w:pPr>
-              <w:spacing w:before="40" w:after="40" w:line="240" w:lineRule="auto"/>
-            </w:pPr>
-            <w:r>
-              <w:rPr>
-                <w:rFonts w:ascii="Calibri" w:hAnsi="Calibri"/>
-                <w:sz w:val="20"/>
-                <w:szCs w:val="20"/>
-              </w:rPr>
-              <w:t xml:space="preserve">- </w:t>
-            </w:r>
-            <w:proofErr w:type="spellStart"/>
-            <w:r>
-              <w:rPr>
-                <w:rFonts w:ascii="Calibri" w:hAnsi="Calibri"/>
-                <w:sz w:val="20"/>
-                <w:szCs w:val="20"/>
-              </w:rPr>
-              <w:t>Yesterday_Profit</w:t>
-            </w:r>
-            <w:proofErr w:type="spellEnd"/>
-            <w:r>
-              <w:rPr>
-                <w:rFonts w:ascii="Calibri" w:hAnsi="Calibri"/>
-                <w:sz w:val="20"/>
-                <w:szCs w:val="20"/>
-              </w:rPr>
-              <w:t xml:space="preserve"> = Actual Yesterday Ingested Profit</w:t>
-            </w:r>
-          </w:p>
-          <w:p>
-            <w:pPr>
-              <w:spacing w:before="40" w:after="40" w:line="240" w:lineRule="auto"/>
-            </w:pPr>
-            <w:r>
-              <w:rPr>
-                <w:rFonts w:ascii="Calibri" w:hAnsi="Calibri"/>
-                <w:sz w:val="20"/>
-                <w:szCs w:val="20"/>
-              </w:rPr>
-              <w:t>- `Variance = Yesterday_Profit - Daily_Avg_Profit`</w:t>
-            </w:r>
-          </w:p>
-          <w:p>
-            <w:pPr>
-              <w:spacing w:before="40" w:after="40" w:line="240" w:lineRule="auto"/>
-              <w:rPr>
-                <w:rFonts w:ascii="Calibri" w:hAnsi="Calibri"/>
-                <w:sz w:val="20"/>
-                <w:szCs w:val="20"/>
-              </w:rPr>
-            </w:pPr>
-            <w:r>
-              <w:rPr>
-                <w:rFonts w:ascii="Calibri" w:hAnsi="Calibri"/>
-                <w:sz w:val="20"/>
-                <w:szCs w:val="20"/>
-              </w:rPr>
-              <w:t>Visual Rule: If `Yesterday_Profit &gt;= Daily_Avg_Profit`, display green text with up arrow (`▲`), else display red text with down arrow (`▼`).</w:t>
-            </w:r>
-          </w:p>
-          <w:p>
-            <w:pPr>
-              <w:spacing w:before="40" w:after="40" w:line="240" w:lineRule="auto"/>
-              <w:rPr>
-                <w:rFonts w:ascii="Calibri" w:hAnsi="Calibri"/>
-                <w:sz w:val="20"/>
-                <w:szCs w:val="20"/>
-              </w:rPr>
-            </w:pPr>
-          </w:p>
-          <w:p>
-            <w:pPr>
-              <w:spacing w:before="40" w:after="40" w:line="240" w:lineRule="auto"/>
-            </w:pPr>
-            <w:r>
-              <w:rPr>
-                <w:rFonts w:ascii="Calibri" w:hAnsi="Calibri"/>
-                <w:sz w:val="20"/>
-                <w:szCs w:val="20"/>
-              </w:rPr>
-              <w:t xml:space="preserve">Source: Alert 1029 </w:t>
-            </w:r>
-            <w:r>
-              <w:rPr>
-                <w:rFonts w:ascii="Calibri" w:hAnsi="Calibri"/>
-                <w:sz w:val="20"/>
-                <w:szCs w:val="20"/>
-              </w:rPr>
-              <w:t>-</w:t>
-            </w:r>
-            <w:r>
-              <w:rPr>
-                <w:rFonts w:ascii="Calibri" w:hAnsi="Calibri"/>
-                <w:sz w:val="20"/>
-                <w:szCs w:val="20"/>
-              </w:rPr>
-              <w:t>&gt; ‘</w:t>
-            </w:r>
-            <w:r>
-              <w:rPr>
-                <w:rFonts w:ascii="Calibri" w:hAnsi="Calibri"/>
-                <w:sz w:val="20"/>
-                <w:szCs w:val="20"/>
-                <w:highlight w:val="yellow"/>
-              </w:rPr>
-              <w:t>Profit</w:t>
-            </w:r>
-            <w:r>
-              <w:rPr>
-                <w:rFonts w:ascii="Calibri" w:hAnsi="Calibri"/>
-                <w:sz w:val="20"/>
-                <w:szCs w:val="20"/>
-              </w:rPr>
-              <w:t>’ column</w:t>
+              <w:t>&gt; ‘Profit’ column</w:t>
             </w:r>
           </w:p>
         </w:tc>
@@ -4962,105 +4200,94 @@
               <w:spacing w:before="40" w:after="40" w:line="240" w:lineRule="auto"/>
             </w:pPr>
             <w:r>
+              <w:t>Margin</w:t>
+            </w:r>
+          </w:p>
+        </w:tc>
+        <w:tc>
+          <w:tcPr>
+            <w:tcW w:w="1848" w:type="dxa"/>
+            <w:tcMar>
+              <w:top w:w="120" w:type="dxa"/>
+              <w:left w:w="150" w:type="dxa"/>
+              <w:bottom w:w="120" w:type="dxa"/>
+              <w:right w:w="150" w:type="dxa"/>
+            </w:tcMar>
+            <w:vAlign w:val="center"/>
+          </w:tcPr>
+          <w:p>
+            <w:pPr>
+              <w:spacing w:before="40" w:after="40" w:line="240" w:lineRule="auto"/>
+            </w:pPr>
+            <w:r>
+              <w:t>Column (Composite)</w:t>
+            </w:r>
+          </w:p>
+        </w:tc>
+        <w:tc>
+          <w:tcPr>
+            <w:tcW w:w="6095" w:type="dxa"/>
+            <w:tcMar>
+              <w:top w:w="120" w:type="dxa"/>
+              <w:left w:w="150" w:type="dxa"/>
+              <w:bottom w:w="120" w:type="dxa"/>
+              <w:right w:w="150" w:type="dxa"/>
+            </w:tcMar>
+            <w:vAlign w:val="center"/>
+          </w:tcPr>
+          <w:p>
+            <w:pPr>
+              <w:spacing w:before="40" w:after="40" w:line="240" w:lineRule="auto"/>
+            </w:pPr>
+            <w:r>
+              <w:t>Primary Value: Yesterday's margin percentage (`XX.X%`).</w:t>
+            </w:r>
+          </w:p>
+          <w:p>
+            <w:pPr>
+              <w:spacing w:before="40" w:after="40" w:line="240" w:lineRule="auto"/>
+            </w:pPr>
+            <w:r>
+              <w:t>Secondary</w:t>
+            </w:r>
+            <w:r>
+              <w:t xml:space="preserve"> value</w:t>
+            </w:r>
+            <w:r>
+              <w:t>: Variance vs. Current Month Average Margin: `</w:t>
+            </w:r>
+            <w:r>
               <w:rPr>
-                <w:rFonts w:ascii="Calibri" w:hAnsi="Calibri"/>
-                <w:b/>
-                <w:bCs/>
-                <w:sz w:val="20"/>
-                <w:szCs w:val="20"/>
+                <w:rFonts w:ascii="Arial" w:hAnsi="Arial" w:cs="Arial"/>
               </w:rPr>
-              <w:t>Margin</w:t>
-            </w:r>
-          </w:p>
-        </w:tc>
-        <w:tc>
-          <w:tcPr>
-            <w:tcW w:w="1848" w:type="dxa"/>
-            <w:tcMar>
-              <w:top w:w="120" w:type="dxa"/>
-              <w:left w:w="150" w:type="dxa"/>
-              <w:bottom w:w="120" w:type="dxa"/>
-              <w:right w:w="150" w:type="dxa"/>
-            </w:tcMar>
-            <w:vAlign w:val="center"/>
-          </w:tcPr>
-          <w:p>
-            <w:pPr>
-              <w:spacing w:before="40" w:after="40" w:line="240" w:lineRule="auto"/>
-            </w:pPr>
+              <w:t>▲</w:t>
+            </w:r>
+            <w:r>
+              <w:t>/</w:t>
+            </w:r>
             <w:r>
               <w:rPr>
-                <w:rFonts w:ascii="Calibri" w:hAnsi="Calibri"/>
-                <w:sz w:val="20"/>
-                <w:szCs w:val="20"/>
+                <w:rFonts w:ascii="Arial" w:hAnsi="Arial" w:cs="Arial"/>
               </w:rPr>
-              <w:t>Column (Composite)</w:t>
-            </w:r>
-          </w:p>
-        </w:tc>
-        <w:tc>
-          <w:tcPr>
-            <w:tcW w:w="6095" w:type="dxa"/>
-            <w:tcMar>
-              <w:top w:w="120" w:type="dxa"/>
-              <w:left w:w="150" w:type="dxa"/>
-              <w:bottom w:w="120" w:type="dxa"/>
-              <w:right w:w="150" w:type="dxa"/>
-            </w:tcMar>
-            <w:vAlign w:val="center"/>
-          </w:tcPr>
-          <w:p>
-            <w:pPr>
-              <w:spacing w:before="40" w:after="40" w:line="240" w:lineRule="auto"/>
-            </w:pPr>
-            <w:r>
-              <w:rPr>
-                <w:rFonts w:ascii="Calibri" w:hAnsi="Calibri"/>
-                <w:sz w:val="20"/>
-                <w:szCs w:val="20"/>
-              </w:rPr>
-              <w:t>Primary Value: Yesterday's margin percentage (`XX.X%`).</w:t>
-            </w:r>
-          </w:p>
-          <w:p>
-            <w:pPr>
-              <w:spacing w:before="40" w:after="40" w:line="240" w:lineRule="auto"/>
-            </w:pPr>
-            <w:r>
-              <w:rPr>
-                <w:rFonts w:ascii="Calibri" w:hAnsi="Calibri"/>
-                <w:sz w:val="20"/>
-                <w:szCs w:val="20"/>
-              </w:rPr>
-              <w:t>Secondary</w:t>
-            </w:r>
-            <w:r>
-              <w:rPr>
-                <w:rFonts w:ascii="Calibri" w:hAnsi="Calibri"/>
-                <w:sz w:val="20"/>
-                <w:szCs w:val="20"/>
-              </w:rPr>
-              <w:t xml:space="preserve"> value</w:t>
-            </w:r>
-            <w:r>
-              <w:rPr>
-                <w:rFonts w:ascii="Calibri" w:hAnsi="Calibri"/>
-                <w:sz w:val="20"/>
-                <w:szCs w:val="20"/>
-              </w:rPr>
-              <w:t>: Variance vs. Current Month Average Margin: `▲/▼ vs avg XX.X%`.</w:t>
-            </w:r>
-          </w:p>
-          <w:p>
-            <w:pPr>
-              <w:spacing w:before="40" w:after="40" w:line="240" w:lineRule="auto"/>
-            </w:pPr>
-            <w:r>
-              <w:rPr>
-                <w:rFonts w:ascii="Calibri" w:hAnsi="Calibri"/>
-                <w:sz w:val="20"/>
-                <w:szCs w:val="20"/>
-              </w:rPr>
+              <w:t>▼</w:t>
+            </w:r>
+            <w:r>
+              <w:t xml:space="preserve"> vs avg XX.X%`.</w:t>
+            </w:r>
+          </w:p>
+          <w:p>
+            <w:pPr>
+              <w:spacing w:before="40" w:after="40" w:line="240" w:lineRule="auto"/>
+            </w:pPr>
+            <w:r>
+              <w:t xml:space="preserve">Source: Alert 1029 -&gt; Margin </w:t>
+            </w:r>
+          </w:p>
+          <w:p>
+            <w:pPr>
+              <w:spacing w:before="40" w:after="40" w:line="240" w:lineRule="auto"/>
+            </w:pPr>
+            <w:r>
               <w:t>Formulas:</w:t>
             </w:r>
           </w:p>
@@ -5073,59 +4300,8 @@
               </w:numPr>
               <w:spacing w:before="40" w:after="40" w:line="240" w:lineRule="auto"/>
             </w:pPr>
-            <w:proofErr w:type="spellStart"/>
-            <w:r>
-              <w:rPr>
-                <w:rFonts w:ascii="Calibri" w:hAnsi="Calibri"/>
-                <w:sz w:val="20"/>
-                <w:szCs w:val="20"/>
-              </w:rPr>
-              <w:t>Yesterday_Margin</w:t>
-            </w:r>
-            <w:proofErr w:type="spellEnd"/>
-            <w:r>
-              <w:rPr>
-                <w:rFonts w:ascii="Calibri" w:hAnsi="Calibri"/>
-                <w:sz w:val="20"/>
-                <w:szCs w:val="20"/>
-              </w:rPr>
-              <w:t>_% = (</w:t>
-            </w:r>
-            <w:proofErr w:type="spellStart"/>
-            <w:r>
-              <w:rPr>
-                <w:rFonts w:ascii="Calibri" w:hAnsi="Calibri"/>
-                <w:sz w:val="20"/>
-                <w:szCs w:val="20"/>
-              </w:rPr>
-              <w:t>Yesterday_Profit</w:t>
-            </w:r>
-            <w:proofErr w:type="spellEnd"/>
-            <w:r>
-              <w:rPr>
-                <w:rFonts w:ascii="Calibri" w:hAnsi="Calibri"/>
-                <w:sz w:val="20"/>
-                <w:szCs w:val="20"/>
-              </w:rPr>
-              <w:t xml:space="preserve"> / </w:t>
-            </w:r>
-            <w:proofErr w:type="spellStart"/>
-            <w:r>
-              <w:rPr>
-                <w:rFonts w:ascii="Calibri" w:hAnsi="Calibri"/>
-                <w:sz w:val="20"/>
-                <w:szCs w:val="20"/>
-              </w:rPr>
-              <w:t>Yesterday_Sales</w:t>
-            </w:r>
-            <w:proofErr w:type="spellEnd"/>
-            <w:r>
-              <w:rPr>
-                <w:rFonts w:ascii="Calibri" w:hAnsi="Calibri"/>
-                <w:sz w:val="20"/>
-                <w:szCs w:val="20"/>
-              </w:rPr>
-              <w:t>)  100</w:t>
+            <w:r>
+              <w:t>Yesterday_Margin_% = (Yesterday_Profit / Yesterday_Sales)  100</w:t>
             </w:r>
           </w:p>
           <w:p>
@@ -5137,59 +4313,8 @@
               </w:numPr>
               <w:spacing w:before="40" w:after="40" w:line="240" w:lineRule="auto"/>
             </w:pPr>
-            <w:proofErr w:type="spellStart"/>
-            <w:r>
-              <w:rPr>
-                <w:rFonts w:ascii="Calibri" w:hAnsi="Calibri"/>
-                <w:sz w:val="20"/>
-                <w:szCs w:val="20"/>
-              </w:rPr>
-              <w:t>Avg_Margin</w:t>
-            </w:r>
-            <w:proofErr w:type="spellEnd"/>
-            <w:r>
-              <w:rPr>
-                <w:rFonts w:ascii="Calibri" w:hAnsi="Calibri"/>
-                <w:sz w:val="20"/>
-                <w:szCs w:val="20"/>
-              </w:rPr>
-              <w:t>_% = (</w:t>
-            </w:r>
-            <w:proofErr w:type="spellStart"/>
-            <w:r>
-              <w:rPr>
-                <w:rFonts w:ascii="Calibri" w:hAnsi="Calibri"/>
-                <w:sz w:val="20"/>
-                <w:szCs w:val="20"/>
-              </w:rPr>
-              <w:t>Daily_Avg_Profit</w:t>
-            </w:r>
-            <w:proofErr w:type="spellEnd"/>
-            <w:r>
-              <w:rPr>
-                <w:rFonts w:ascii="Calibri" w:hAnsi="Calibri"/>
-                <w:sz w:val="20"/>
-                <w:szCs w:val="20"/>
-              </w:rPr>
-              <w:t xml:space="preserve"> / </w:t>
-            </w:r>
-            <w:proofErr w:type="spellStart"/>
-            <w:r>
-              <w:rPr>
-                <w:rFonts w:ascii="Calibri" w:hAnsi="Calibri"/>
-                <w:sz w:val="20"/>
-                <w:szCs w:val="20"/>
-              </w:rPr>
-              <w:t>Daily_Avg_Sales</w:t>
-            </w:r>
-            <w:proofErr w:type="spellEnd"/>
-            <w:r>
-              <w:rPr>
-                <w:rFonts w:ascii="Calibri" w:hAnsi="Calibri"/>
-                <w:sz w:val="20"/>
-                <w:szCs w:val="20"/>
-              </w:rPr>
-              <w:t>)  100</w:t>
+            <w:r>
+              <w:t>Avg_Margin_% = (Daily_Avg_Profit / Daily_Avg_Sales)  100</w:t>
             </w:r>
           </w:p>
           <w:p>
@@ -5202,90 +4327,39 @@
               <w:spacing w:before="40" w:after="40" w:line="240" w:lineRule="auto"/>
             </w:pPr>
             <w:r>
+              <w:lastRenderedPageBreak/>
+              <w:t>Variance_% = Yesterday_Margin_% - Avg_Margin_%</w:t>
+            </w:r>
+          </w:p>
+          <w:p>
+            <w:pPr>
+              <w:spacing w:before="40" w:after="40" w:line="240" w:lineRule="auto"/>
+            </w:pPr>
+          </w:p>
+          <w:p>
+            <w:pPr>
+              <w:spacing w:before="40" w:after="40" w:line="240" w:lineRule="auto"/>
+            </w:pPr>
+            <w:r>
+              <w:t>Visual Rule: If `Yesterday_Margin_% &gt;= Avg_Margin_%`, display green indicator (`</w:t>
+            </w:r>
+            <w:r>
               <w:rPr>
-                <w:rFonts w:ascii="Calibri" w:hAnsi="Calibri"/>
-                <w:sz w:val="20"/>
-                <w:szCs w:val="20"/>
+                <w:rFonts w:ascii="Arial" w:hAnsi="Arial" w:cs="Arial"/>
               </w:rPr>
-              <w:lastRenderedPageBreak/>
-              <w:t xml:space="preserve">Variance_% = </w:t>
-            </w:r>
-            <w:proofErr w:type="spellStart"/>
+              <w:t>▲</w:t>
+            </w:r>
+            <w:r>
+              <w:t>`), else display red indicator (`</w:t>
+            </w:r>
             <w:r>
               <w:rPr>
-                <w:rFonts w:ascii="Calibri" w:hAnsi="Calibri"/>
-                <w:sz w:val="20"/>
-                <w:szCs w:val="20"/>
+                <w:rFonts w:ascii="Arial" w:hAnsi="Arial" w:cs="Arial"/>
               </w:rPr>
-              <w:t>Yesterday_Margin</w:t>
-            </w:r>
-            <w:proofErr w:type="spellEnd"/>
-            <w:r>
-              <w:rPr>
-                <w:rFonts w:ascii="Calibri" w:hAnsi="Calibri"/>
-                <w:sz w:val="20"/>
-                <w:szCs w:val="20"/>
-              </w:rPr>
-              <w:t xml:space="preserve">_% - </w:t>
-            </w:r>
-            <w:proofErr w:type="spellStart"/>
-            <w:r>
-              <w:rPr>
-                <w:rFonts w:ascii="Calibri" w:hAnsi="Calibri"/>
-                <w:sz w:val="20"/>
-                <w:szCs w:val="20"/>
-              </w:rPr>
-              <w:t>Avg_Margin</w:t>
-            </w:r>
-            <w:proofErr w:type="spellEnd"/>
-            <w:r>
-              <w:rPr>
-                <w:rFonts w:ascii="Calibri" w:hAnsi="Calibri"/>
-                <w:sz w:val="20"/>
-                <w:szCs w:val="20"/>
-              </w:rPr>
-              <w:t>_%</w:t>
-            </w:r>
-          </w:p>
-          <w:p>
-            <w:pPr>
-              <w:spacing w:before="40" w:after="40" w:line="240" w:lineRule="auto"/>
-              <w:rPr>
-                <w:rFonts w:ascii="Calibri" w:hAnsi="Calibri"/>
-                <w:sz w:val="20"/>
-                <w:szCs w:val="20"/>
-              </w:rPr>
-            </w:pPr>
-          </w:p>
-          <w:p>
-            <w:pPr>
-              <w:spacing w:before="40" w:after="40" w:line="240" w:lineRule="auto"/>
-            </w:pPr>
-            <w:r>
-              <w:rPr>
-                <w:rFonts w:ascii="Calibri" w:hAnsi="Calibri"/>
-                <w:sz w:val="20"/>
-                <w:szCs w:val="20"/>
-              </w:rPr>
-              <w:t>Visual Rule: If `</w:t>
-            </w:r>
-            <w:proofErr w:type="spellStart"/>
-            <w:r>
-              <w:rPr>
-                <w:rFonts w:ascii="Calibri" w:hAnsi="Calibri"/>
-                <w:sz w:val="20"/>
-                <w:szCs w:val="20"/>
-              </w:rPr>
-              <w:t>Yesterday_Margin</w:t>
-            </w:r>
-            <w:proofErr w:type="spellEnd"/>
-            <w:r>
-              <w:rPr>
-                <w:rFonts w:ascii="Calibri" w:hAnsi="Calibri"/>
-                <w:sz w:val="20"/>
-                <w:szCs w:val="20"/>
-              </w:rPr>
-              <w:t>_% &gt;= Avg_Margin_%`, display green indicator (`▲`), else display red indicator (`▼`).</w:t>
+              <w:t>▼</w:t>
+            </w:r>
+            <w:r>
+              <w:t>`).</w:t>
             </w:r>
           </w:p>
         </w:tc>
@@ -5310,13 +4384,6 @@
               <w:spacing w:before="40" w:after="40" w:line="240" w:lineRule="auto"/>
             </w:pPr>
             <w:r>
-              <w:rPr>
-                <w:rFonts w:ascii="Calibri" w:hAnsi="Calibri"/>
-                <w:b/>
-                <w:bCs/>
-                <w:sz w:val="20"/>
-                <w:szCs w:val="20"/>
-              </w:rPr>
               <w:lastRenderedPageBreak/>
               <w:t>TOTAL Row</w:t>
             </w:r>
@@ -5338,11 +4405,6 @@
               <w:spacing w:before="40" w:after="40" w:line="240" w:lineRule="auto"/>
             </w:pPr>
             <w:r>
-              <w:rPr>
-                <w:rFonts w:ascii="Calibri" w:hAnsi="Calibri"/>
-                <w:sz w:val="20"/>
-                <w:szCs w:val="20"/>
-              </w:rPr>
               <w:t>Summary Row</w:t>
             </w:r>
           </w:p>
@@ -5363,11 +4425,6 @@
               <w:spacing w:before="40" w:after="40" w:line="240" w:lineRule="auto"/>
             </w:pPr>
             <w:r>
-              <w:rPr>
-                <w:rFonts w:ascii="Calibri" w:hAnsi="Calibri"/>
-                <w:sz w:val="20"/>
-                <w:szCs w:val="20"/>
-              </w:rPr>
               <w:t>Displays aggregate metrics across all 10 sources:</w:t>
             </w:r>
           </w:p>
@@ -5381,30 +4438,7 @@
               <w:spacing w:before="40" w:after="40" w:line="240" w:lineRule="auto"/>
             </w:pPr>
             <w:r>
-              <w:rPr>
-                <w:rFonts w:ascii="Calibri" w:hAnsi="Calibri"/>
-                <w:sz w:val="20"/>
-                <w:szCs w:val="20"/>
-              </w:rPr>
-              <w:t>Total Accounts: `SUM(</w:t>
-            </w:r>
-            <w:proofErr w:type="spellStart"/>
-            <w:r>
-              <w:rPr>
-                <w:rFonts w:ascii="Calibri" w:hAnsi="Calibri"/>
-                <w:sz w:val="20"/>
-                <w:szCs w:val="20"/>
-              </w:rPr>
-              <w:t>Account_Count</w:t>
-            </w:r>
-            <w:proofErr w:type="spellEnd"/>
-            <w:r>
-              <w:rPr>
-                <w:rFonts w:ascii="Calibri" w:hAnsi="Calibri"/>
-                <w:sz w:val="20"/>
-                <w:szCs w:val="20"/>
-              </w:rPr>
-              <w:t>)`</w:t>
+              <w:t>Total Accounts: `SUM(Account_Count)`</w:t>
             </w:r>
           </w:p>
           <w:p>
@@ -5417,64 +4451,13 @@
               <w:spacing w:before="40" w:after="40" w:line="240" w:lineRule="auto"/>
             </w:pPr>
             <w:r>
-              <w:rPr>
-                <w:rFonts w:ascii="Calibri" w:hAnsi="Calibri"/>
-                <w:sz w:val="20"/>
-                <w:szCs w:val="20"/>
-              </w:rPr>
               <w:t>Total</w:t>
             </w:r>
             <w:r>
-              <w:rPr>
-                <w:rFonts w:ascii="Calibri" w:hAnsi="Calibri"/>
-                <w:sz w:val="20"/>
-                <w:szCs w:val="20"/>
-              </w:rPr>
               <w:t xml:space="preserve"> </w:t>
             </w:r>
             <w:r>
-              <w:rPr>
-                <w:rFonts w:ascii="Calibri" w:hAnsi="Calibri"/>
-                <w:sz w:val="20"/>
-                <w:szCs w:val="20"/>
-              </w:rPr>
-              <w:t>Sales: `SUM(</w:t>
-            </w:r>
-            <w:proofErr w:type="spellStart"/>
-            <w:r>
-              <w:rPr>
-                <w:rFonts w:ascii="Calibri" w:hAnsi="Calibri"/>
-                <w:sz w:val="20"/>
-                <w:szCs w:val="20"/>
-              </w:rPr>
-              <w:t>Yesterday_Sales</w:t>
-            </w:r>
-            <w:proofErr w:type="spellEnd"/>
-            <w:r>
-              <w:rPr>
-                <w:rFonts w:ascii="Calibri" w:hAnsi="Calibri"/>
-                <w:sz w:val="20"/>
-                <w:szCs w:val="20"/>
-              </w:rPr>
-              <w:t>)` with total variance vs. `SUM(</w:t>
-            </w:r>
-            <w:proofErr w:type="spellStart"/>
-            <w:r>
-              <w:rPr>
-                <w:rFonts w:ascii="Calibri" w:hAnsi="Calibri"/>
-                <w:sz w:val="20"/>
-                <w:szCs w:val="20"/>
-              </w:rPr>
-              <w:t>Daily_Avg_Sales</w:t>
-            </w:r>
-            <w:proofErr w:type="spellEnd"/>
-            <w:r>
-              <w:rPr>
-                <w:rFonts w:ascii="Calibri" w:hAnsi="Calibri"/>
-                <w:sz w:val="20"/>
-                <w:szCs w:val="20"/>
-              </w:rPr>
-              <w:t>)`</w:t>
+              <w:t>Sales: `SUM(Yesterday_Sales)` with total variance vs. `SUM(Daily_Avg_Sales)`</w:t>
             </w:r>
           </w:p>
           <w:p>
@@ -5487,48 +4470,7 @@
               <w:spacing w:before="40" w:after="40" w:line="240" w:lineRule="auto"/>
             </w:pPr>
             <w:r>
-              <w:rPr>
-                <w:rFonts w:ascii="Calibri" w:hAnsi="Calibri"/>
-                <w:sz w:val="20"/>
-                <w:szCs w:val="20"/>
-              </w:rPr>
-              <w:t>Total Profit: `SUM(</w:t>
-            </w:r>
-            <w:proofErr w:type="spellStart"/>
-            <w:r>
-              <w:rPr>
-                <w:rFonts w:ascii="Calibri" w:hAnsi="Calibri"/>
-                <w:sz w:val="20"/>
-                <w:szCs w:val="20"/>
-              </w:rPr>
-              <w:t>Yesterday_Profit</w:t>
-            </w:r>
-            <w:proofErr w:type="spellEnd"/>
-            <w:r>
-              <w:rPr>
-                <w:rFonts w:ascii="Calibri" w:hAnsi="Calibri"/>
-                <w:sz w:val="20"/>
-                <w:szCs w:val="20"/>
-              </w:rPr>
-              <w:t>)` with total variance vs. `SUM(</w:t>
-            </w:r>
-            <w:proofErr w:type="spellStart"/>
-            <w:r>
-              <w:rPr>
-                <w:rFonts w:ascii="Calibri" w:hAnsi="Calibri"/>
-                <w:sz w:val="20"/>
-                <w:szCs w:val="20"/>
-              </w:rPr>
-              <w:t>Daily_Avg_Profit</w:t>
-            </w:r>
-            <w:proofErr w:type="spellEnd"/>
-            <w:r>
-              <w:rPr>
-                <w:rFonts w:ascii="Calibri" w:hAnsi="Calibri"/>
-                <w:sz w:val="20"/>
-                <w:szCs w:val="20"/>
-              </w:rPr>
-              <w:t>)`</w:t>
+              <w:t>Total Profit: `SUM(Yesterday_Profit)` with total variance vs. `SUM(Daily_Avg_Profit)`</w:t>
             </w:r>
           </w:p>
           <w:p>
@@ -5541,48 +4483,7 @@
               <w:spacing w:before="40" w:after="40" w:line="240" w:lineRule="auto"/>
             </w:pPr>
             <w:r>
-              <w:rPr>
-                <w:rFonts w:ascii="Calibri" w:hAnsi="Calibri"/>
-                <w:sz w:val="20"/>
-                <w:szCs w:val="20"/>
-              </w:rPr>
-              <w:t>Total Margin: `(</w:t>
-            </w:r>
-            <w:proofErr w:type="spellStart"/>
-            <w:r>
-              <w:rPr>
-                <w:rFonts w:ascii="Calibri" w:hAnsi="Calibri"/>
-                <w:sz w:val="20"/>
-                <w:szCs w:val="20"/>
-              </w:rPr>
-              <w:t>Total_Yesterday_Profit</w:t>
-            </w:r>
-            <w:proofErr w:type="spellEnd"/>
-            <w:r>
-              <w:rPr>
-                <w:rFonts w:ascii="Calibri" w:hAnsi="Calibri"/>
-                <w:sz w:val="20"/>
-                <w:szCs w:val="20"/>
-              </w:rPr>
-              <w:t xml:space="preserve"> / </w:t>
-            </w:r>
-            <w:proofErr w:type="spellStart"/>
-            <w:r>
-              <w:rPr>
-                <w:rFonts w:ascii="Calibri" w:hAnsi="Calibri"/>
-                <w:sz w:val="20"/>
-                <w:szCs w:val="20"/>
-              </w:rPr>
-              <w:t>Total_Yesterday_Sales</w:t>
-            </w:r>
-            <w:proofErr w:type="spellEnd"/>
-            <w:r>
-              <w:rPr>
-                <w:rFonts w:ascii="Calibri" w:hAnsi="Calibri"/>
-                <w:sz w:val="20"/>
-                <w:szCs w:val="20"/>
-              </w:rPr>
-              <w:t>)  100` with variance vs. monthly average.</w:t>
+              <w:t>Total Margin: `(Total_Yesterday_Profit / Total_Yesterday_Sales)  100` with variance vs. monthly average.</w:t>
             </w:r>
           </w:p>
         </w:tc>
@@ -5656,7 +4557,6 @@
             </w:pPr>
             <w:r>
               <w:rPr>
-                <w:rFonts w:ascii="Calibri" w:hAnsi="Calibri"/>
                 <w:b/>
                 <w:bCs/>
                 <w:color w:val="FFFFFF"/>
@@ -5685,7 +4585,6 @@
             </w:pPr>
             <w:r>
               <w:rPr>
-                <w:rFonts w:ascii="Calibri" w:hAnsi="Calibri"/>
                 <w:b/>
                 <w:bCs/>
                 <w:color w:val="FFFFFF"/>
@@ -5717,13 +4616,6 @@
               <w:spacing w:before="40" w:after="40" w:line="240" w:lineRule="auto"/>
             </w:pPr>
             <w:r>
-              <w:rPr>
-                <w:rFonts w:ascii="Calibri" w:hAnsi="Calibri"/>
-                <w:b/>
-                <w:bCs/>
-                <w:sz w:val="20"/>
-                <w:szCs w:val="20"/>
-              </w:rPr>
               <w:t>Priority</w:t>
             </w:r>
           </w:p>
@@ -5744,11 +4636,6 @@
               <w:spacing w:before="40" w:after="40" w:line="240" w:lineRule="auto"/>
             </w:pPr>
             <w:r>
-              <w:rPr>
-                <w:rFonts w:ascii="Calibri" w:hAnsi="Calibri"/>
-                <w:sz w:val="20"/>
-                <w:szCs w:val="20"/>
-              </w:rPr>
               <w:t>High</w:t>
             </w:r>
           </w:p>
@@ -5774,13 +4661,6 @@
               <w:spacing w:before="40" w:after="40" w:line="240" w:lineRule="auto"/>
             </w:pPr>
             <w:r>
-              <w:rPr>
-                <w:rFonts w:ascii="Calibri" w:hAnsi="Calibri"/>
-                <w:b/>
-                <w:bCs/>
-                <w:sz w:val="20"/>
-                <w:szCs w:val="20"/>
-              </w:rPr>
               <w:t>Purpose</w:t>
             </w:r>
           </w:p>
@@ -5801,11 +4681,6 @@
               <w:spacing w:before="40" w:after="40" w:line="240" w:lineRule="auto"/>
             </w:pPr>
             <w:r>
-              <w:rPr>
-                <w:rFonts w:ascii="Calibri" w:hAnsi="Calibri"/>
-                <w:sz w:val="20"/>
-                <w:szCs w:val="20"/>
-              </w:rPr>
               <w:t>Displays operational and financial figures for every channel, including box throughput, profit, and revenue market share.</w:t>
             </w:r>
           </w:p>
@@ -5831,13 +4706,6 @@
               <w:spacing w:before="40" w:after="40" w:line="240" w:lineRule="auto"/>
             </w:pPr>
             <w:r>
-              <w:rPr>
-                <w:rFonts w:ascii="Calibri" w:hAnsi="Calibri"/>
-                <w:b/>
-                <w:bCs/>
-                <w:sz w:val="20"/>
-                <w:szCs w:val="20"/>
-              </w:rPr>
               <w:t>Role</w:t>
             </w:r>
           </w:p>
@@ -5858,11 +4726,6 @@
               <w:spacing w:before="40" w:after="40" w:line="240" w:lineRule="auto"/>
             </w:pPr>
             <w:r>
-              <w:rPr>
-                <w:rFonts w:ascii="Calibri" w:hAnsi="Calibri"/>
-                <w:sz w:val="20"/>
-                <w:szCs w:val="20"/>
-              </w:rPr>
               <w:t>Manager, RSM, Team Leader</w:t>
             </w:r>
           </w:p>
@@ -5886,22 +4749,8 @@
           <w:p>
             <w:pPr>
               <w:spacing w:before="40" w:after="40" w:line="240" w:lineRule="auto"/>
-              <w:rPr>
-                <w:rFonts w:ascii="Calibri" w:hAnsi="Calibri"/>
-                <w:b/>
-                <w:bCs/>
-                <w:sz w:val="20"/>
-                <w:szCs w:val="20"/>
-              </w:rPr>
-            </w:pPr>
-            <w:r>
-              <w:rPr>
-                <w:rFonts w:ascii="Calibri" w:hAnsi="Calibri"/>
-                <w:b/>
-                <w:bCs/>
-                <w:sz w:val="20"/>
-                <w:szCs w:val="20"/>
-              </w:rPr>
+            </w:pPr>
+            <w:r>
               <w:t>Note</w:t>
             </w:r>
           </w:p>
@@ -5920,18 +4769,8 @@
           <w:p>
             <w:pPr>
               <w:spacing w:before="40" w:after="40" w:line="240" w:lineRule="auto"/>
-              <w:rPr>
-                <w:rFonts w:ascii="Calibri" w:hAnsi="Calibri"/>
-                <w:sz w:val="20"/>
-                <w:szCs w:val="20"/>
-              </w:rPr>
-            </w:pPr>
-            <w:r>
-              <w:rPr>
-                <w:rFonts w:ascii="Calibri" w:hAnsi="Calibri"/>
-                <w:sz w:val="20"/>
-                <w:szCs w:val="20"/>
-              </w:rPr>
+            </w:pPr>
+            <w:r>
               <w:t>This table data will be updated based on the applied date &amp; category filter.</w:t>
             </w:r>
           </w:p>
@@ -6183,6 +5022,12 @@
             <w:r>
               <w:t>Alert 1029</w:t>
             </w:r>
+            <w:r>
+              <w:t xml:space="preserve"> -&gt; </w:t>
+            </w:r>
+            <w:r>
+              <w:t>CURR_SALES</w:t>
+            </w:r>
           </w:p>
           <w:p>
             <w:pPr>
@@ -6211,9 +5056,6 @@
               <w:spacing w:before="40" w:after="40" w:line="240" w:lineRule="auto"/>
             </w:pPr>
             <w:r>
-              <w:rPr>
-                <w:highlight w:val="yellow"/>
-              </w:rPr>
               <w:t>Boxes</w:t>
             </w:r>
           </w:p>
@@ -6265,16 +5107,19 @@
               <w:spacing w:before="40" w:after="40" w:line="240" w:lineRule="auto"/>
             </w:pPr>
             <w:r>
-              <w:t>Source Data: Ingested from ERP Quantity Field (Column: `ORDER_QTY`).</w:t>
-            </w:r>
-          </w:p>
-          <w:p>
-            <w:pPr>
-              <w:spacing w:before="40" w:after="40" w:line="240" w:lineRule="auto"/>
-            </w:pPr>
-            <w:r>
-              <w:t>Format: Number formatted with commas (e.g., `74,328`).</w:t>
-            </w:r>
+              <w:t xml:space="preserve">Source Data: </w:t>
+            </w:r>
+            <w:r>
+              <w:t xml:space="preserve">Alert 1029 -&gt; </w:t>
+            </w:r>
+            <w:r>
+              <w:t>INVOICE_QTY</w:t>
+            </w:r>
+          </w:p>
+          <w:p>
+            <w:pPr>
+              <w:spacing w:before="40" w:after="40" w:line="240" w:lineRule="auto"/>
+            </w:pPr>
           </w:p>
         </w:tc>
       </w:tr>
@@ -6425,15 +5270,7 @@
               <w:spacing w:before="40" w:after="40" w:line="240" w:lineRule="auto"/>
             </w:pPr>
             <w:r>
-              <w:t>Logic: (</w:t>
-            </w:r>
-            <w:proofErr w:type="spellStart"/>
-            <w:r>
-              <w:t>Source_Sales</w:t>
-            </w:r>
-            <w:proofErr w:type="spellEnd"/>
-            <w:r>
-              <w:t xml:space="preserve"> / Combined_Total_Sales)</w:t>
+              <w:t>Logic: (Source_Sales / Combined_Total_Sales)</w:t>
             </w:r>
             <w:r>
               <w:t>*</w:t>
@@ -6560,13 +5397,24 @@
     </w:p>
     <w:p>
       <w:pPr>
-        <w:pStyle w:val="Heading1"/>
+        <w:rPr>
+          <w:b/>
+          <w:bCs/>
+        </w:rPr>
       </w:pPr>
       <w:r>
-        <w:t>6.</w:t>
+        <w:rPr>
+          <w:b/>
+          <w:bCs/>
+        </w:rPr>
+        <w:t xml:space="preserve">Note: </w:t>
       </w:r>
       <w:r>
-        <w:t xml:space="preserve"> Working Days &amp; Operational Calendar Master</w:t>
+        <w:rPr>
+          <w:b/>
+          <w:bCs/>
+        </w:rPr>
+        <w:t>Working Days &amp; Operational Calendar Master</w:t>
       </w:r>
     </w:p>
     <w:p>
@@ -6575,19 +5423,19 @@
       </w:pPr>
       <w:r>
         <w:rPr>
-          <w:rFonts w:ascii="Calibri" w:eastAsia="Calibri" w:hAnsi="Calibri" w:cs="Times New Roman"/>
+          <w:rFonts w:eastAsia="Calibri" w:cs="Times New Roman"/>
         </w:rPr>
         <w:t xml:space="preserve">To accurately compute daily benchmarks and variances, the system maintains a </w:t>
       </w:r>
       <w:r>
         <w:rPr>
-          <w:rFonts w:ascii="Calibri" w:eastAsia="Calibri" w:hAnsi="Calibri" w:cs="Times New Roman"/>
+          <w:rFonts w:eastAsia="Calibri" w:cs="Times New Roman"/>
         </w:rPr>
         <w:t xml:space="preserve">BNS </w:t>
       </w:r>
       <w:r>
         <w:rPr>
-          <w:rFonts w:ascii="Calibri" w:eastAsia="Calibri" w:hAnsi="Calibri" w:cs="Times New Roman"/>
+          <w:rFonts w:eastAsia="Calibri" w:cs="Times New Roman"/>
         </w:rPr>
         <w:t>calendar master:</w:t>
       </w:r>
@@ -6598,33 +5446,45 @@
       </w:pPr>
       <w:r>
         <w:rPr>
-          <w:rFonts w:ascii="Calibri" w:eastAsia="Calibri" w:hAnsi="Calibri" w:cs="Times New Roman"/>
+          <w:rFonts w:eastAsia="Calibri" w:cs="Times New Roman"/>
         </w:rPr>
         <w:t>Working Day Formula: Total Working Days = Total Calendar Days - (</w:t>
       </w:r>
       <w:r>
         <w:rPr>
-          <w:rFonts w:ascii="Calibri" w:eastAsia="Calibri" w:hAnsi="Calibri" w:cs="Times New Roman"/>
+          <w:rFonts w:eastAsia="Calibri" w:cs="Times New Roman"/>
         </w:rPr>
         <w:t xml:space="preserve">Saturday + </w:t>
       </w:r>
       <w:r>
         <w:rPr>
-          <w:rFonts w:ascii="Calibri" w:eastAsia="Calibri" w:hAnsi="Calibri" w:cs="Times New Roman"/>
+          <w:rFonts w:eastAsia="Calibri" w:cs="Times New Roman"/>
         </w:rPr>
         <w:t>Sundays +</w:t>
       </w:r>
       <w:r>
         <w:rPr>
-          <w:rFonts w:ascii="Calibri" w:eastAsia="Calibri" w:hAnsi="Calibri" w:cs="Times New Roman"/>
+          <w:rFonts w:eastAsia="Calibri" w:cs="Times New Roman"/>
         </w:rPr>
         <w:t xml:space="preserve"> UK</w:t>
       </w:r>
       <w:r>
         <w:rPr>
-          <w:rFonts w:ascii="Calibri" w:eastAsia="Calibri" w:hAnsi="Calibri" w:cs="Times New Roman"/>
+          <w:rFonts w:eastAsia="Calibri" w:cs="Times New Roman"/>
         </w:rPr>
-        <w:t xml:space="preserve"> Bank Holidays)`.</w:t>
+        <w:t xml:space="preserve"> Bank Holidays</w:t>
+      </w:r>
+      <w:r>
+        <w:rPr>
+          <w:rFonts w:eastAsia="Calibri" w:cs="Times New Roman"/>
+        </w:rPr>
+        <w:t>)</w:t>
+      </w:r>
+      <w:r>
+        <w:rPr>
+          <w:rFonts w:eastAsia="Calibri" w:cs="Times New Roman"/>
+        </w:rPr>
+        <w:t>.</w:t>
       </w:r>
     </w:p>
     <w:p>
@@ -6633,12 +5493,8 @@
       </w:pPr>
     </w:p>
     <w:sectPr>
-      <w:headerReference w:type="even" r:id="rId8"/>
-      <w:headerReference w:type="default" r:id="rId9"/>
-      <w:footerReference w:type="even" r:id="rId10"/>
-      <w:footerReference w:type="default" r:id="rId11"/>
-      <w:headerReference w:type="first" r:id="rId12"/>
-      <w:footerReference w:type="first" r:id="rId13"/>
+      <w:headerReference w:type="default" r:id="rId8"/>
+      <w:footerReference w:type="default" r:id="rId9"/>
       <w:pgSz w:w="11906" w:h="16838" w:code="9"/>
       <w:pgMar w:top="1440" w:right="1440" w:bottom="1440" w:left="1440" w:header="454" w:footer="708" w:gutter="0"/>
       <w:cols w:space="708"/>
@@ -6674,16 +5530,6 @@
 </file>
 
 <file path=word/footer1.xml><?xml version="1.0" encoding="utf-8"?>
-<w:ftr xmlns:wpc="http://schemas.microsoft.com/office/word/2010/wordprocessingCanvas" xmlns:cx="http://schemas.microsoft.com/office/drawing/2014/chartex" xmlns:cx1="http://schemas.microsoft.com/office/drawing/2015/9/8/chartex" xmlns:cx2="http://schemas.microsoft.com/office/drawing/2015/10/21/chartex" xmlns:cx3="http://schemas.microsoft.com/office/drawing/2016/5/9/chartex" xmlns:cx4="http://schemas.microsoft.com/office/drawing/2016/5/10/chartex" xmlns:cx5="http://schemas.microsoft.com/office/drawing/2016/5/11/chartex" xmlns:cx6="http://schemas.microsoft.com/office/drawing/2016/5/12/chartex" xmlns:cx7="http://schemas.microsoft.com/office/drawing/2016/5/13/chartex" xmlns:cx8="http://schemas.microsoft.com/office/drawing/2016/5/14/chartex" xmlns:mc="http://schemas.openxmlformats.org/markup-compatibility/2006" xmlns:aink="http://schemas.microsoft.com/office/drawing/2016/ink" xmlns:am3d="http://schemas.microsoft.com/office/drawing/2017/model3d" xmlns:o="urn:schemas-microsoft-com:office:office" xmlns:oel="http://schemas.microsoft.com/office/2019/extlst" xmlns:r="http://schemas.openxmlformats.org/officeDocument/2006/relationships" xmlns:m="http://schemas.openxmlformats.org/officeDocument/2006/math" xmlns:v="urn:schemas-microsoft-com:vml" xmlns:wp14="http://schemas.microsoft.com/office/word/2010/wordprocessingDrawing" xmlns:wp="http://schemas.openxmlformats.org/drawingml/2006/wordprocessingDrawing" xmlns:w10="urn:schemas-microsoft-com:office:word" xmlns:w="http://schemas.openxmlformats.org/wordprocessingml/2006/main" xmlns:w14="http://schemas.microsoft.com/office/word/2010/wordml" xmlns:w15="http://schemas.microsoft.com/office/word/2012/wordml" xmlns:w16cex="http://schemas.microsoft.com/office/word/2018/wordml/cex" xmlns:w16cid="http://schemas.microsoft.com/office/word/2016/wordml/cid" xmlns:w16="http://schemas.microsoft.com/office/word/2018/wordml" xmlns:w16du="http://schemas.microsoft.com/office/word/2023/wordml/word16du" xmlns:w16sdtdh="http://schemas.microsoft.com/office/word/2020/wordml/sdtdatahash" xmlns:w16sdtfl="http://schemas.microsoft.com/office/word/2024/wordml/sdtformatlock" xmlns:w16se="http://schemas.microsoft.com/office/word/2015/wordml/symex" xmlns:wpg="http://schemas.microsoft.com/office/word/2010/wordprocessingGroup" xmlns:wpi="http://schemas.microsoft.com/office/word/2010/wordprocessingInk" xmlns:wne="http://schemas.microsoft.com/office/word/2006/wordml" xmlns:wps="http://schemas.microsoft.com/office/word/2010/wordprocessingShape" mc:Ignorable="w14 w15 w16se w16cid w16 w16cex w16sdtdh w16sdtfl w16du wp14">
-  <w:p>
-    <w:pPr>
-      <w:pStyle w:val="Footer"/>
-    </w:pPr>
-  </w:p>
-</w:ftr>
-</file>
-
-<file path=word/footer2.xml><?xml version="1.0" encoding="utf-8"?>
 <w:ftr xmlns:wpc="http://schemas.microsoft.com/office/word/2010/wordprocessingCanvas" xmlns:cx="http://schemas.microsoft.com/office/drawing/2014/chartex" xmlns:cx1="http://schemas.microsoft.com/office/drawing/2015/9/8/chartex" xmlns:cx2="http://schemas.microsoft.com/office/drawing/2015/10/21/chartex" xmlns:cx3="http://schemas.microsoft.com/office/drawing/2016/5/9/chartex" xmlns:cx4="http://schemas.microsoft.com/office/drawing/2016/5/10/chartex" xmlns:cx5="http://schemas.microsoft.com/office/drawing/2016/5/11/chartex" xmlns:cx6="http://schemas.microsoft.com/office/drawing/2016/5/12/chartex" xmlns:cx7="http://schemas.microsoft.com/office/drawing/2016/5/13/chartex" xmlns:cx8="http://schemas.microsoft.com/office/drawing/2016/5/14/chartex" xmlns:mc="http://schemas.openxmlformats.org/markup-compatibility/2006" xmlns:aink="http://schemas.microsoft.com/office/drawing/2016/ink" xmlns:am3d="http://schemas.microsoft.com/office/drawing/2017/model3d" xmlns:o="urn:schemas-microsoft-com:office:office" xmlns:oel="http://schemas.microsoft.com/office/2019/extlst" xmlns:r="http://schemas.openxmlformats.org/officeDocument/2006/relationships" xmlns:m="http://schemas.openxmlformats.org/officeDocument/2006/math" xmlns:v="urn:schemas-microsoft-com:vml" xmlns:wp14="http://schemas.microsoft.com/office/word/2010/wordprocessingDrawing" xmlns:wp="http://schemas.openxmlformats.org/drawingml/2006/wordprocessingDrawing" xmlns:w10="urn:schemas-microsoft-com:office:word" xmlns:w="http://schemas.openxmlformats.org/wordprocessingml/2006/main" xmlns:w14="http://schemas.microsoft.com/office/word/2010/wordml" xmlns:w15="http://schemas.microsoft.com/office/word/2012/wordml" xmlns:w16cex="http://schemas.microsoft.com/office/word/2018/wordml/cex" xmlns:w16cid="http://schemas.microsoft.com/office/word/2016/wordml/cid" xmlns:w16="http://schemas.microsoft.com/office/word/2018/wordml" xmlns:w16du="http://schemas.microsoft.com/office/word/2023/wordml/word16du" xmlns:w16sdtdh="http://schemas.microsoft.com/office/word/2020/wordml/sdtdatahash" xmlns:w16sdtfl="http://schemas.microsoft.com/office/word/2024/wordml/sdtformatlock" xmlns:w16se="http://schemas.microsoft.com/office/word/2015/wordml/symex" xmlns:wpg="http://schemas.microsoft.com/office/word/2010/wordprocessingGroup" xmlns:wpi="http://schemas.microsoft.com/office/word/2010/wordprocessingInk" xmlns:wne="http://schemas.microsoft.com/office/word/2006/wordml" xmlns:wps="http://schemas.microsoft.com/office/word/2010/wordprocessingShape" mc:Ignorable="w14 w15 w16se w16cid w16 w16cex w16sdtdh w16sdtfl w16du wp14">
   <w:sdt>
     <w:sdtPr>
@@ -6811,16 +5657,6 @@
 </w:ftr>
 </file>
 
-<file path=word/footer3.xml><?xml version="1.0" encoding="utf-8"?>
-<w:ftr xmlns:wpc="http://schemas.microsoft.com/office/word/2010/wordprocessingCanvas" xmlns:cx="http://schemas.microsoft.com/office/drawing/2014/chartex" xmlns:cx1="http://schemas.microsoft.com/office/drawing/2015/9/8/chartex" xmlns:cx2="http://schemas.microsoft.com/office/drawing/2015/10/21/chartex" xmlns:cx3="http://schemas.microsoft.com/office/drawing/2016/5/9/chartex" xmlns:cx4="http://schemas.microsoft.com/office/drawing/2016/5/10/chartex" xmlns:cx5="http://schemas.microsoft.com/office/drawing/2016/5/11/chartex" xmlns:cx6="http://schemas.microsoft.com/office/drawing/2016/5/12/chartex" xmlns:cx7="http://schemas.microsoft.com/office/drawing/2016/5/13/chartex" xmlns:cx8="http://schemas.microsoft.com/office/drawing/2016/5/14/chartex" xmlns:mc="http://schemas.openxmlformats.org/markup-compatibility/2006" xmlns:aink="http://schemas.microsoft.com/office/drawing/2016/ink" xmlns:am3d="http://schemas.microsoft.com/office/drawing/2017/model3d" xmlns:o="urn:schemas-microsoft-com:office:office" xmlns:oel="http://schemas.microsoft.com/office/2019/extlst" xmlns:r="http://schemas.openxmlformats.org/officeDocument/2006/relationships" xmlns:m="http://schemas.openxmlformats.org/officeDocument/2006/math" xmlns:v="urn:schemas-microsoft-com:vml" xmlns:wp14="http://schemas.microsoft.com/office/word/2010/wordprocessingDrawing" xmlns:wp="http://schemas.openxmlformats.org/drawingml/2006/wordprocessingDrawing" xmlns:w10="urn:schemas-microsoft-com:office:word" xmlns:w="http://schemas.openxmlformats.org/wordprocessingml/2006/main" xmlns:w14="http://schemas.microsoft.com/office/word/2010/wordml" xmlns:w15="http://schemas.microsoft.com/office/word/2012/wordml" xmlns:w16cex="http://schemas.microsoft.com/office/word/2018/wordml/cex" xmlns:w16cid="http://schemas.microsoft.com/office/word/2016/wordml/cid" xmlns:w16="http://schemas.microsoft.com/office/word/2018/wordml" xmlns:w16du="http://schemas.microsoft.com/office/word/2023/wordml/word16du" xmlns:w16sdtdh="http://schemas.microsoft.com/office/word/2020/wordml/sdtdatahash" xmlns:w16sdtfl="http://schemas.microsoft.com/office/word/2024/wordml/sdtformatlock" xmlns:w16se="http://schemas.microsoft.com/office/word/2015/wordml/symex" xmlns:wpg="http://schemas.microsoft.com/office/word/2010/wordprocessingGroup" xmlns:wpi="http://schemas.microsoft.com/office/word/2010/wordprocessingInk" xmlns:wne="http://schemas.microsoft.com/office/word/2006/wordml" xmlns:wps="http://schemas.microsoft.com/office/word/2010/wordprocessingShape" mc:Ignorable="w14 w15 w16se w16cid w16 w16cex w16sdtdh w16sdtfl w16du wp14">
-  <w:p>
-    <w:pPr>
-      <w:pStyle w:val="Footer"/>
-    </w:pPr>
-  </w:p>
-</w:ftr>
-</file>
-
 <file path=word/footnotes.xml><?xml version="1.0" encoding="utf-8"?>
 <w:footnotes xmlns:wpc="http://schemas.microsoft.com/office/word/2010/wordprocessingCanvas" xmlns:cx="http://schemas.microsoft.com/office/drawing/2014/chartex" xmlns:cx1="http://schemas.microsoft.com/office/drawing/2015/9/8/chartex" xmlns:cx2="http://schemas.microsoft.com/office/drawing/2015/10/21/chartex" xmlns:cx3="http://schemas.microsoft.com/office/drawing/2016/5/9/chartex" xmlns:cx4="http://schemas.microsoft.com/office/drawing/2016/5/10/chartex" xmlns:cx5="http://schemas.microsoft.com/office/drawing/2016/5/11/chartex" xmlns:cx6="http://schemas.microsoft.com/office/drawing/2016/5/12/chartex" xmlns:cx7="http://schemas.microsoft.com/office/drawing/2016/5/13/chartex" xmlns:cx8="http://schemas.microsoft.com/office/drawing/2016/5/14/chartex" xmlns:mc="http://schemas.openxmlformats.org/markup-compatibility/2006" xmlns:aink="http://schemas.microsoft.com/office/drawing/2016/ink" xmlns:am3d="http://schemas.microsoft.com/office/drawing/2017/model3d" xmlns:o="urn:schemas-microsoft-com:office:office" xmlns:oel="http://schemas.microsoft.com/office/2019/extlst" xmlns:r="http://schemas.openxmlformats.org/officeDocument/2006/relationships" xmlns:m="http://schemas.openxmlformats.org/officeDocument/2006/math" xmlns:v="urn:schemas-microsoft-com:vml" xmlns:wp14="http://schemas.microsoft.com/office/word/2010/wordprocessingDrawing" xmlns:wp="http://schemas.openxmlformats.org/drawingml/2006/wordprocessingDrawing" xmlns:w10="urn:schemas-microsoft-com:office:word" xmlns:w="http://schemas.openxmlformats.org/wordprocessingml/2006/main" xmlns:w14="http://schemas.microsoft.com/office/word/2010/wordml" xmlns:w15="http://schemas.microsoft.com/office/word/2012/wordml" xmlns:w16cex="http://schemas.microsoft.com/office/word/2018/wordml/cex" xmlns:w16cid="http://schemas.microsoft.com/office/word/2016/wordml/cid" xmlns:w16="http://schemas.microsoft.com/office/word/2018/wordml" xmlns:w16du="http://schemas.microsoft.com/office/word/2023/wordml/word16du" xmlns:w16sdtdh="http://schemas.microsoft.com/office/word/2020/wordml/sdtdatahash" xmlns:w16sdtfl="http://schemas.microsoft.com/office/word/2024/wordml/sdtformatlock" xmlns:w16se="http://schemas.microsoft.com/office/word/2015/wordml/symex" xmlns:wpg="http://schemas.microsoft.com/office/word/2010/wordprocessingGroup" xmlns:wpi="http://schemas.microsoft.com/office/word/2010/wordprocessingInk" xmlns:wne="http://schemas.microsoft.com/office/word/2006/wordml" xmlns:wps="http://schemas.microsoft.com/office/word/2010/wordprocessingShape" mc:Ignorable="w14 w15 w16se w16cid w16 w16cex w16sdtdh w16sdtfl w16du wp14">
   <w:footnote w:type="separator" w:id="-1">
@@ -6851,36 +5687,17 @@
   <w:p>
     <w:pPr>
       <w:pStyle w:val="Header"/>
-    </w:pPr>
-  </w:p>
-</w:hdr>
-</file>
-
-<file path=word/header2.xml><?xml version="1.0" encoding="utf-8"?>
-<w:hdr xmlns:wpc="http://schemas.microsoft.com/office/word/2010/wordprocessingCanvas" xmlns:cx="http://schemas.microsoft.com/office/drawing/2014/chartex" xmlns:cx1="http://schemas.microsoft.com/office/drawing/2015/9/8/chartex" xmlns:cx2="http://schemas.microsoft.com/office/drawing/2015/10/21/chartex" xmlns:cx3="http://schemas.microsoft.com/office/drawing/2016/5/9/chartex" xmlns:cx4="http://schemas.microsoft.com/office/drawing/2016/5/10/chartex" xmlns:cx5="http://schemas.microsoft.com/office/drawing/2016/5/11/chartex" xmlns:cx6="http://schemas.microsoft.com/office/drawing/2016/5/12/chartex" xmlns:cx7="http://schemas.microsoft.com/office/drawing/2016/5/13/chartex" xmlns:cx8="http://schemas.microsoft.com/office/drawing/2016/5/14/chartex" xmlns:mc="http://schemas.openxmlformats.org/markup-compatibility/2006" xmlns:aink="http://schemas.microsoft.com/office/drawing/2016/ink" xmlns:am3d="http://schemas.microsoft.com/office/drawing/2017/model3d" xmlns:o="urn:schemas-microsoft-com:office:office" xmlns:oel="http://schemas.microsoft.com/office/2019/extlst" xmlns:r="http://schemas.openxmlformats.org/officeDocument/2006/relationships" xmlns:m="http://schemas.openxmlformats.org/officeDocument/2006/math" xmlns:v="urn:schemas-microsoft-com:vml" xmlns:wp14="http://schemas.microsoft.com/office/word/2010/wordprocessingDrawing" xmlns:wp="http://schemas.openxmlformats.org/drawingml/2006/wordprocessingDrawing" xmlns:w10="urn:schemas-microsoft-com:office:word" xmlns:w="http://schemas.openxmlformats.org/wordprocessingml/2006/main" xmlns:w14="http://schemas.microsoft.com/office/word/2010/wordml" xmlns:w15="http://schemas.microsoft.com/office/word/2012/wordml" xmlns:w16cex="http://schemas.microsoft.com/office/word/2018/wordml/cex" xmlns:w16cid="http://schemas.microsoft.com/office/word/2016/wordml/cid" xmlns:w16="http://schemas.microsoft.com/office/word/2018/wordml" xmlns:w16du="http://schemas.microsoft.com/office/word/2023/wordml/word16du" xmlns:w16sdtdh="http://schemas.microsoft.com/office/word/2020/wordml/sdtdatahash" xmlns:w16sdtfl="http://schemas.microsoft.com/office/word/2024/wordml/sdtformatlock" xmlns:w16se="http://schemas.microsoft.com/office/word/2015/wordml/symex" xmlns:wpg="http://schemas.microsoft.com/office/word/2010/wordprocessingGroup" xmlns:wpi="http://schemas.microsoft.com/office/word/2010/wordprocessingInk" xmlns:wne="http://schemas.microsoft.com/office/word/2006/wordml" xmlns:wps="http://schemas.microsoft.com/office/word/2010/wordprocessingShape" mc:Ignorable="w14 w15 w16se w16cid w16 w16cex w16sdtdh w16sdtfl w16du wp14">
-  <w:p>
-    <w:pPr>
-      <w:pStyle w:val="Header"/>
       <w:rPr>
         <w:b/>
         <w:i/>
       </w:rPr>
     </w:pPr>
-    <w:proofErr w:type="spellStart"/>
     <w:r>
       <w:rPr>
         <w:b/>
         <w:i/>
       </w:rPr>
-      <w:t>Laxmico</w:t>
-    </w:r>
-    <w:proofErr w:type="spellEnd"/>
-    <w:r>
-      <w:rPr>
-        <w:b/>
-        <w:i/>
-      </w:rPr>
-      <w:t xml:space="preserve"> Ltd </w:t>
+      <w:t xml:space="preserve">Laxmico Ltd </w:t>
     </w:r>
   </w:p>
   <w:p>
@@ -6908,16 +5725,6 @@
       </w:rPr>
       <w:t>Online Dashboard</w:t>
     </w:r>
-  </w:p>
-</w:hdr>
-</file>
-
-<file path=word/header3.xml><?xml version="1.0" encoding="utf-8"?>
-<w:hdr xmlns:wpc="http://schemas.microsoft.com/office/word/2010/wordprocessingCanvas" xmlns:cx="http://schemas.microsoft.com/office/drawing/2014/chartex" xmlns:cx1="http://schemas.microsoft.com/office/drawing/2015/9/8/chartex" xmlns:cx2="http://schemas.microsoft.com/office/drawing/2015/10/21/chartex" xmlns:cx3="http://schemas.microsoft.com/office/drawing/2016/5/9/chartex" xmlns:cx4="http://schemas.microsoft.com/office/drawing/2016/5/10/chartex" xmlns:cx5="http://schemas.microsoft.com/office/drawing/2016/5/11/chartex" xmlns:cx6="http://schemas.microsoft.com/office/drawing/2016/5/12/chartex" xmlns:cx7="http://schemas.microsoft.com/office/drawing/2016/5/13/chartex" xmlns:cx8="http://schemas.microsoft.com/office/drawing/2016/5/14/chartex" xmlns:mc="http://schemas.openxmlformats.org/markup-compatibility/2006" xmlns:aink="http://schemas.microsoft.com/office/drawing/2016/ink" xmlns:am3d="http://schemas.microsoft.com/office/drawing/2017/model3d" xmlns:o="urn:schemas-microsoft-com:office:office" xmlns:oel="http://schemas.microsoft.com/office/2019/extlst" xmlns:r="http://schemas.openxmlformats.org/officeDocument/2006/relationships" xmlns:m="http://schemas.openxmlformats.org/officeDocument/2006/math" xmlns:v="urn:schemas-microsoft-com:vml" xmlns:wp14="http://schemas.microsoft.com/office/word/2010/wordprocessingDrawing" xmlns:wp="http://schemas.openxmlformats.org/drawingml/2006/wordprocessingDrawing" xmlns:w10="urn:schemas-microsoft-com:office:word" xmlns:w="http://schemas.openxmlformats.org/wordprocessingml/2006/main" xmlns:w14="http://schemas.microsoft.com/office/word/2010/wordml" xmlns:w15="http://schemas.microsoft.com/office/word/2012/wordml" xmlns:w16cex="http://schemas.microsoft.com/office/word/2018/wordml/cex" xmlns:w16cid="http://schemas.microsoft.com/office/word/2016/wordml/cid" xmlns:w16="http://schemas.microsoft.com/office/word/2018/wordml" xmlns:w16du="http://schemas.microsoft.com/office/word/2023/wordml/word16du" xmlns:w16sdtdh="http://schemas.microsoft.com/office/word/2020/wordml/sdtdatahash" xmlns:w16sdtfl="http://schemas.microsoft.com/office/word/2024/wordml/sdtformatlock" xmlns:w16se="http://schemas.microsoft.com/office/word/2015/wordml/symex" xmlns:wpg="http://schemas.microsoft.com/office/word/2010/wordprocessingGroup" xmlns:wpi="http://schemas.microsoft.com/office/word/2010/wordprocessingInk" xmlns:wne="http://schemas.microsoft.com/office/word/2006/wordml" xmlns:wps="http://schemas.microsoft.com/office/word/2010/wordprocessingShape" mc:Ignorable="w14 w15 w16se w16cid w16 w16cex w16sdtdh w16sdtfl w16du wp14">
-  <w:p>
-    <w:pPr>
-      <w:pStyle w:val="Header"/>
-    </w:pPr>
   </w:p>
 </w:hdr>
 </file>
